--- a/pr-preview/pr-248/random-variables-tracked-changes.docx
+++ b/pr-preview/pr-248/random-variables-tracked-changes.docx
@@ -16,7 +16,7 @@
       </w:pPr>
       <w:del w:id="1" w:author="PR Preview" w:date="2026-01-01T00:00:00Z">
         <w:r>
-          <w:delText xml:space="preserve">Last modified: 2026-10-23 10:51:13 (PDT)</w:delText>
+          <w:delText xml:space="preserve">Last modified: 2026-10-26 11:59:37 (PDT)</w:delText>
         </w:r>
       </w:del>
     </w:p>
@@ -26,11 +26,11 @@
       </w:pPr>
       <w:ins w:id="2" w:author="PR Preview" w:date="2026-01-01T00:00:00Z">
         <w:r>
-          <w:t xml:space="preserve">Last modified: 2026-10-23 13:20:10 (PDT)</w:t>
+          <w:t xml:space="preserve">Last modified: 2026-10-26 12:25:05 (PDT)</w:t>
         </w:r>
       </w:ins>
     </w:p>
-    <w:bookmarkStart w:id="24" w:name="sec-random-variables"/>
+    <w:bookmarkStart w:id="26" w:name="sec-random-variables"/>
     <w:p>
       <w:pPr>
         <w:pStyle w:val="Heading2"/>
@@ -4712,8 +4712,504 @@
       </w:r>
     </w:p>
     <w:bookmarkEnd w:id="23"/>
+    <w:bookmarkStart w:id="24" w:name="def-realization"/>
+    <w:p>
+      <w:pPr>
+        <w:pStyle w:val="BodyText"/>
+      </w:pPr>
+      <w:r>
+        <w:rPr>
+          <w:b/>
+          <w:bCs/>
+        </w:rPr>
+        <w:t xml:space="preserve">Definition 5 (Realization (observed value))</w:t>
+      </w:r>
+      <w:r>
+        <w:t xml:space="preserve"> </w:t>
+      </w:r>
+      <w:r>
+        <w:t xml:space="preserve">A</w:t>
+      </w:r>
+      <w:r>
+        <w:t xml:space="preserve"> </w:t>
+      </w:r>
+      <w:r>
+        <w:rPr>
+          <w:b/>
+          <w:bCs/>
+        </w:rPr>
+        <w:t xml:space="preserve">realization</w:t>
+      </w:r>
+      <w:r>
+        <w:t xml:space="preserve"> </w:t>
+      </w:r>
+      <w:r>
+        <w:t xml:space="preserve">of a</w:t>
+      </w:r>
+      <w:r>
+        <w:t xml:space="preserve"> </w:t>
+      </w:r>
+      <w:hyperlink w:anchor="def-random-variable">
+        <w:r>
+          <w:rPr>
+            <w:rStyle w:val="Hyperlink"/>
+          </w:rPr>
+          <w:t xml:space="preserve">random variable</w:t>
+        </w:r>
+      </w:hyperlink>
+      <w:r>
+        <w:t xml:space="preserve"> </w:t>
+      </w:r>
+      <m:oMath>
+        <m:r>
+          <m:t>X</m:t>
+        </m:r>
+      </m:oMath>
+      <w:r>
+        <w:t xml:space="preserve"> </w:t>
+      </w:r>
+      <w:r>
+        <w:t xml:space="preserve">is the value</w:t>
+      </w:r>
+      <w:r>
+        <w:t xml:space="preserve"> </w:t>
+      </w:r>
+      <m:oMath>
+        <m:r>
+          <m:t>x</m:t>
+        </m:r>
+        <m:r>
+          <m:rPr>
+            <m:sty m:val="p"/>
+          </m:rPr>
+          <m:t>=</m:t>
+        </m:r>
+        <m:r>
+          <m:t>X</m:t>
+        </m:r>
+        <m:r>
+          <m:rPr>
+            <m:sty m:val="p"/>
+          </m:rPr>
+          <m:t>(</m:t>
+        </m:r>
+        <m:r>
+          <m:t>ω</m:t>
+        </m:r>
+        <m:r>
+          <m:rPr>
+            <m:sty m:val="p"/>
+          </m:rPr>
+          <m:t>)</m:t>
+        </m:r>
+      </m:oMath>
+      <w:r>
+        <w:t xml:space="preserve"> </w:t>
+      </w:r>
+      <w:r>
+        <w:t xml:space="preserve">it takes</w:t>
+      </w:r>
+      <w:r>
+        <w:t xml:space="preserve"> </w:t>
+      </w:r>
+      <w:r>
+        <w:t xml:space="preserve">at the point</w:t>
+      </w:r>
+      <w:r>
+        <w:t xml:space="preserve"> </w:t>
+      </w:r>
+      <m:oMath>
+        <m:r>
+          <m:t>ω</m:t>
+        </m:r>
+      </m:oMath>
+      <w:r>
+        <w:t xml:space="preserve"> </w:t>
+      </w:r>
+      <w:r>
+        <w:t xml:space="preserve">of the</w:t>
+      </w:r>
+      <w:r>
+        <w:t xml:space="preserve"> </w:t>
+      </w:r>
+      <w:hyperlink r:id="rId10">
+        <w:r>
+          <w:rPr>
+            <w:rStyle w:val="Hyperlink"/>
+          </w:rPr>
+          <w:t xml:space="preserve">sample space</w:t>
+        </w:r>
+      </w:hyperlink>
+      <w:r>
+        <w:t xml:space="preserve"> </w:t>
+      </w:r>
+      <w:r>
+        <w:t xml:space="preserve">that the</w:t>
+      </w:r>
+      <w:r>
+        <w:t xml:space="preserve"> </w:t>
+      </w:r>
+      <w:hyperlink r:id="rId11">
+        <w:r>
+          <w:rPr>
+            <w:rStyle w:val="Hyperlink"/>
+          </w:rPr>
+          <w:t xml:space="preserve">random experiment</w:t>
+        </w:r>
+      </w:hyperlink>
+      <w:r>
+        <w:t xml:space="preserve"> </w:t>
+      </w:r>
+      <w:r>
+        <w:t xml:space="preserve">produced.</w:t>
+      </w:r>
+    </w:p>
     <w:bookmarkEnd w:id="24"/>
-    <w:bookmarkStart w:id="107" w:name="X07e058d1329d8fa48179146f153d016c4f9ff9a"/>
+    <w:p>
+      <w:pPr>
+        <w:pStyle w:val="BodyText"/>
+      </w:pPr>
+      <w:r>
+        <w:rPr>
+          <w:i/>
+          <w:iCs/>
+        </w:rPr>
+        <w:t xml:space="preserve">Remark</w:t>
+      </w:r>
+      <w:r>
+        <w:t xml:space="preserve">. </w:t>
+      </w:r>
+      <w:r>
+        <w:t xml:space="preserve">The</w:t>
+      </w:r>
+      <w:r>
+        <w:t xml:space="preserve"> </w:t>
+      </w:r>
+      <w:hyperlink w:anchor="def-random-variable">
+        <w:r>
+          <w:rPr>
+            <w:rStyle w:val="Hyperlink"/>
+          </w:rPr>
+          <w:t xml:space="preserve">random variable</w:t>
+        </w:r>
+      </w:hyperlink>
+      <w:r>
+        <w:t xml:space="preserve"> </w:t>
+      </w:r>
+      <m:oMath>
+        <m:r>
+          <m:t>X</m:t>
+        </m:r>
+      </m:oMath>
+      <w:r>
+        <w:t xml:space="preserve"> </w:t>
+      </w:r>
+      <w:r>
+        <w:t xml:space="preserve">is the rule, before the experiment is run;</w:t>
+      </w:r>
+      <w:r>
+        <w:t xml:space="preserve"> </w:t>
+      </w:r>
+      <w:r>
+        <w:t xml:space="preserve">the realization</w:t>
+      </w:r>
+      <w:r>
+        <w:t xml:space="preserve"> </w:t>
+      </w:r>
+      <m:oMath>
+        <m:r>
+          <m:t>x</m:t>
+        </m:r>
+      </m:oMath>
+      <w:r>
+        <w:t xml:space="preserve"> </w:t>
+      </w:r>
+      <w:r>
+        <w:t xml:space="preserve">is one number, after it is run.</w:t>
+      </w:r>
+      <w:r>
+        <w:t xml:space="preserve"> </w:t>
+      </w:r>
+      <w:r>
+        <w:t xml:space="preserve">Probabilities such as</w:t>
+      </w:r>
+      <w:r>
+        <w:t xml:space="preserve"> </w:t>
+      </w:r>
+      <m:oMath>
+        <m:r>
+          <m:rPr>
+            <m:sty m:val="p"/>
+          </m:rPr>
+          <m:t>Pr</m:t>
+        </m:r>
+        <m:r>
+          <m:rPr>
+            <m:sty m:val="p"/>
+          </m:rPr>
+          <m:t>(</m:t>
+        </m:r>
+        <m:r>
+          <m:t>X</m:t>
+        </m:r>
+        <m:r>
+          <m:rPr>
+            <m:sty m:val="p"/>
+          </m:rPr>
+          <m:t>=</m:t>
+        </m:r>
+        <m:r>
+          <m:t>x</m:t>
+        </m:r>
+        <m:r>
+          <m:rPr>
+            <m:sty m:val="p"/>
+          </m:rPr>
+          <m:t>)</m:t>
+        </m:r>
+      </m:oMath>
+      <w:r>
+        <w:t xml:space="preserve"> </w:t>
+      </w:r>
+      <w:r>
+        <w:t xml:space="preserve">describe the rule,</w:t>
+      </w:r>
+      <w:r>
+        <w:t xml:space="preserve"> </w:t>
+      </w:r>
+      <w:r>
+        <w:t xml:space="preserve">and a realization is a fixed number.</w:t>
+      </w:r>
+    </w:p>
+    <w:bookmarkStart w:id="25" w:name="exm-realization"/>
+    <w:p>
+      <w:pPr>
+        <w:pStyle w:val="BodyText"/>
+      </w:pPr>
+      <w:r>
+        <w:rPr>
+          <w:b/>
+          <w:bCs/>
+        </w:rPr>
+        <w:t xml:space="preserve">Example 6 (Realizations of the number of heads)</w:t>
+      </w:r>
+      <w:r>
+        <w:t xml:space="preserve"> </w:t>
+      </w:r>
+      <w:r>
+        <w:t xml:space="preserve">In</w:t>
+      </w:r>
+      <w:r>
+        <w:t xml:space="preserve"> </w:t>
+      </w:r>
+      <w:hyperlink w:anchor="exm-random-variable">
+        <w:r>
+          <w:rPr>
+            <w:rStyle w:val="Hyperlink"/>
+          </w:rPr>
+          <w:t xml:space="preserve">Example 1</w:t>
+        </w:r>
+      </w:hyperlink>
+      <w:r>
+        <w:t xml:space="preserve">, let</w:t>
+      </w:r>
+      <w:r>
+        <w:t xml:space="preserve"> </w:t>
+      </w:r>
+      <m:oMath>
+        <m:r>
+          <m:t>X</m:t>
+        </m:r>
+      </m:oMath>
+      <w:r>
+        <w:t xml:space="preserve"> </w:t>
+      </w:r>
+      <w:r>
+        <w:t xml:space="preserve">be the number of heads in two fair coin flips.</w:t>
+      </w:r>
+      <w:r>
+        <w:t xml:space="preserve"> </w:t>
+      </w:r>
+      <w:r>
+        <w:t xml:space="preserve">Run the experiment once and suppose it produces</w:t>
+      </w:r>
+      <w:r>
+        <w:t xml:space="preserve"> </w:t>
+      </w:r>
+      <m:oMath>
+        <m:r>
+          <m:t>ω</m:t>
+        </m:r>
+        <m:r>
+          <m:rPr>
+            <m:sty m:val="p"/>
+          </m:rPr>
+          <m:t>=</m:t>
+        </m:r>
+        <m:r>
+          <m:t>H</m:t>
+        </m:r>
+        <m:r>
+          <m:t>T</m:t>
+        </m:r>
+      </m:oMath>
+      <w:r>
+        <w:t xml:space="preserve">.</w:t>
+      </w:r>
+      <w:r>
+        <w:t xml:space="preserve"> </w:t>
+      </w:r>
+      <w:r>
+        <w:t xml:space="preserve">Then the</w:t>
+      </w:r>
+      <w:r>
+        <w:t xml:space="preserve"> </w:t>
+      </w:r>
+      <w:hyperlink w:anchor="def-realization">
+        <w:r>
+          <w:rPr>
+            <w:rStyle w:val="Hyperlink"/>
+          </w:rPr>
+          <w:t xml:space="preserve">realization</w:t>
+        </w:r>
+      </w:hyperlink>
+      <w:r>
+        <w:t xml:space="preserve"> </w:t>
+      </w:r>
+      <w:r>
+        <w:t xml:space="preserve">of</w:t>
+      </w:r>
+      <w:r>
+        <w:t xml:space="preserve"> </w:t>
+      </w:r>
+      <m:oMath>
+        <m:r>
+          <m:t>X</m:t>
+        </m:r>
+      </m:oMath>
+      <w:r>
+        <w:t xml:space="preserve"> </w:t>
+      </w:r>
+      <w:r>
+        <w:t xml:space="preserve">is</w:t>
+      </w:r>
+      <w:r>
+        <w:t xml:space="preserve"> </w:t>
+      </w:r>
+      <m:oMath>
+        <m:r>
+          <m:t>x</m:t>
+        </m:r>
+        <m:r>
+          <m:rPr>
+            <m:sty m:val="p"/>
+          </m:rPr>
+          <m:t>=</m:t>
+        </m:r>
+        <m:r>
+          <m:t>X</m:t>
+        </m:r>
+        <m:r>
+          <m:rPr>
+            <m:sty m:val="p"/>
+          </m:rPr>
+          <m:t>(</m:t>
+        </m:r>
+        <m:r>
+          <m:t>H</m:t>
+        </m:r>
+        <m:r>
+          <m:t>T</m:t>
+        </m:r>
+        <m:r>
+          <m:rPr>
+            <m:sty m:val="p"/>
+          </m:rPr>
+          <m:t>)</m:t>
+        </m:r>
+        <m:r>
+          <m:rPr>
+            <m:sty m:val="p"/>
+          </m:rPr>
+          <m:t>=</m:t>
+        </m:r>
+        <m:r>
+          <m:t>1</m:t>
+        </m:r>
+      </m:oMath>
+      <w:r>
+        <w:t xml:space="preserve">.</w:t>
+      </w:r>
+      <w:r>
+        <w:t xml:space="preserve"> </w:t>
+      </w:r>
+      <w:r>
+        <w:t xml:space="preserve">Running the experiment again might produce</w:t>
+      </w:r>
+      <w:r>
+        <w:t xml:space="preserve"> </w:t>
+      </w:r>
+      <m:oMath>
+        <m:r>
+          <m:t>T</m:t>
+        </m:r>
+        <m:r>
+          <m:t>T</m:t>
+        </m:r>
+      </m:oMath>
+      <w:r>
+        <w:t xml:space="preserve">, with realization</w:t>
+      </w:r>
+      <w:r>
+        <w:t xml:space="preserve"> </w:t>
+      </w:r>
+      <m:oMath>
+        <m:r>
+          <m:t>x</m:t>
+        </m:r>
+        <m:r>
+          <m:rPr>
+            <m:sty m:val="p"/>
+          </m:rPr>
+          <m:t>=</m:t>
+        </m:r>
+        <m:r>
+          <m:t>0</m:t>
+        </m:r>
+      </m:oMath>
+      <w:r>
+        <w:t xml:space="preserve">.</w:t>
+      </w:r>
+      <w:r>
+        <w:t xml:space="preserve"> </w:t>
+      </w:r>
+      <w:r>
+        <w:t xml:space="preserve">The variable</w:t>
+      </w:r>
+      <w:r>
+        <w:t xml:space="preserve"> </w:t>
+      </w:r>
+      <m:oMath>
+        <m:r>
+          <m:t>X</m:t>
+        </m:r>
+      </m:oMath>
+      <w:r>
+        <w:t xml:space="preserve"> </w:t>
+      </w:r>
+      <w:r>
+        <w:t xml:space="preserve">is the same both times;</w:t>
+      </w:r>
+      <w:r>
+        <w:t xml:space="preserve"> </w:t>
+      </w:r>
+      <w:r>
+        <w:t xml:space="preserve">only its realization changes.</w:t>
+      </w:r>
+    </w:p>
+    <w:bookmarkEnd w:id="25"/>
+    <w:bookmarkEnd w:id="26"/>
+    <w:bookmarkStart w:id="109" w:name="X07e058d1329d8fa48179146f153d016c4f9ff9a"/>
     <w:p>
       <w:pPr>
         <w:pStyle w:val="Heading2"/>
@@ -4722,7 +5218,7 @@
         <w:t xml:space="preserve">2 Characteristics of probability distributions</w:t>
       </w:r>
     </w:p>
-    <w:bookmarkStart w:id="25" w:name="def-pmf"/>
+    <w:bookmarkStart w:id="27" w:name="def-pmf"/>
     <w:p>
       <w:pPr>
         <w:pStyle w:val="FirstParagraph"/>
@@ -4732,7 +5228,7 @@
           <w:b/>
           <w:bCs/>
         </w:rPr>
-        <w:t xml:space="preserve">Definition 5 (Probability mass function (PMF))</w:t>
+        <w:t xml:space="preserve">Definition 6 (Probability mass function (PMF))</w:t>
       </w:r>
       <w:r>
         <w:t xml:space="preserve"> </w:t>
@@ -5132,8 +5628,8 @@
         </m:oMath>
       </m:oMathPara>
     </w:p>
-    <w:bookmarkEnd w:id="25"/>
-    <w:bookmarkStart w:id="26" w:name="exm-pmf"/>
+    <w:bookmarkEnd w:id="27"/>
+    <w:bookmarkStart w:id="28" w:name="exm-pmf"/>
     <w:p>
       <w:pPr>
         <w:pStyle w:val="FirstParagraph"/>
@@ -5143,7 +5639,7 @@
           <w:b/>
           <w:bCs/>
         </w:rPr>
-        <w:t xml:space="preserve">Example 6 (PMF of the number of heads)</w:t>
+        <w:t xml:space="preserve">Example 7 (PMF of the number of heads)</w:t>
       </w:r>
       <w:r>
         <w:t xml:space="preserve"> </w:t>
@@ -5369,8 +5865,8 @@
         </m:oMath>
       </m:oMathPara>
     </w:p>
-    <w:bookmarkEnd w:id="26"/>
-    <w:bookmarkStart w:id="27" w:name="def-bernoulli"/>
+    <w:bookmarkEnd w:id="28"/>
+    <w:bookmarkStart w:id="29" w:name="def-bernoulli"/>
     <w:p>
       <w:pPr>
         <w:pStyle w:val="FirstParagraph"/>
@@ -5380,7 +5876,7 @@
           <w:b/>
           <w:bCs/>
         </w:rPr>
-        <w:t xml:space="preserve">Definition 6 (Bernoulli distribution)</w:t>
+        <w:t xml:space="preserve">Definition 7 (Bernoulli distribution)</w:t>
       </w:r>
       <w:r>
         <w:t xml:space="preserve"> </w:t>
@@ -5809,8 +6305,8 @@
         </m:oMath>
       </m:oMathPara>
     </w:p>
-    <w:bookmarkEnd w:id="27"/>
-    <w:bookmarkStart w:id="28" w:name="exm-bernoulli-pmf"/>
+    <w:bookmarkEnd w:id="29"/>
+    <w:bookmarkStart w:id="30" w:name="exm-bernoulli-pmf"/>
     <w:p>
       <w:pPr>
         <w:pStyle w:val="FirstParagraph"/>
@@ -5820,7 +6316,7 @@
           <w:b/>
           <w:bCs/>
         </w:rPr>
-        <w:t xml:space="preserve">Example 7 (The first of two coin flips)</w:t>
+        <w:t xml:space="preserve">Example 8 (The first of two coin flips)</w:t>
       </w:r>
       <w:r>
         <w:t xml:space="preserve"> </w:t>
@@ -6456,8 +6952,8 @@
         <w:t xml:space="preserve">.</w:t>
       </w:r>
     </w:p>
-    <w:bookmarkEnd w:id="28"/>
-    <w:bookmarkStart w:id="30" w:name="def-pdf"/>
+    <w:bookmarkEnd w:id="30"/>
+    <w:bookmarkStart w:id="32" w:name="def-pdf"/>
     <w:p>
       <w:pPr>
         <w:pStyle w:val="BodyText"/>
@@ -6467,7 +6963,7 @@
           <w:b/>
           <w:bCs/>
         </w:rPr>
-        <w:t xml:space="preserve">Definition 7 (Probability density function (PDF))</w:t>
+        <w:t xml:space="preserve">Definition 8 (Probability density function (PDF))</w:t>
       </w:r>
       <w:r>
         <w:t xml:space="preserve"> </w:t>
@@ -6827,7 +7323,7 @@
       <w:r>
         <w:t xml:space="preserve"> </w:t>
       </w:r>
-      <w:hyperlink r:id="rId29">
+      <w:hyperlink r:id="rId31">
         <w:r>
           <w:rPr>
             <w:rStyle w:val="Hyperlink"/>
@@ -6982,8 +7478,8 @@
         </m:oMath>
       </m:oMathPara>
     </w:p>
-    <w:bookmarkEnd w:id="30"/>
-    <w:bookmarkStart w:id="32" w:name="def-uniform-set"/>
+    <w:bookmarkEnd w:id="32"/>
+    <w:bookmarkStart w:id="34" w:name="def-uniform-set"/>
     <w:p>
       <w:pPr>
         <w:pStyle w:val="FirstParagraph"/>
@@ -6993,7 +7489,7 @@
           <w:b/>
           <w:bCs/>
         </w:rPr>
-        <w:t xml:space="preserve">Definition 8 (Uniform distribution on a set)</w:t>
+        <w:t xml:space="preserve">Definition 9 (Uniform distribution on a set)</w:t>
       </w:r>
       <w:r>
         <w:t xml:space="preserve"> </w:t>
@@ -7018,7 +7514,7 @@
       <w:r>
         <w:t xml:space="preserve"> </w:t>
       </w:r>
-      <w:hyperlink r:id="rId31">
+      <w:hyperlink r:id="rId33">
         <w:r>
           <w:rPr>
             <w:rStyle w:val="Hyperlink"/>
@@ -7126,7 +7622,7 @@
       <w:r>
         <w:t xml:space="preserve"> </w:t>
       </w:r>
-      <w:hyperlink r:id="rId29">
+      <w:hyperlink r:id="rId31">
         <w:r>
           <w:rPr>
             <w:rStyle w:val="Hyperlink"/>
@@ -7259,8 +7755,8 @@
         </m:oMath>
       </m:oMathPara>
     </w:p>
-    <w:bookmarkEnd w:id="32"/>
-    <w:bookmarkStart w:id="33" w:name="def-uniform"/>
+    <w:bookmarkEnd w:id="34"/>
+    <w:bookmarkStart w:id="35" w:name="def-uniform"/>
     <w:p>
       <w:pPr>
         <w:pStyle w:val="FirstParagraph"/>
@@ -7270,7 +7766,7 @@
           <w:b/>
           <w:bCs/>
         </w:rPr>
-        <w:t xml:space="preserve">Definition 9 (Uniform distribution on an interval)</w:t>
+        <w:t xml:space="preserve">Definition 10 (Uniform distribution on an interval)</w:t>
       </w:r>
       <w:r>
         <w:t xml:space="preserve"> </w:t>
@@ -7334,7 +7830,7 @@
           <w:rPr>
             <w:rStyle w:val="Hyperlink"/>
           </w:rPr>
-          <w:t xml:space="preserve">Definition 8</w:t>
+          <w:t xml:space="preserve">Definition 9</w:t>
         </w:r>
       </w:hyperlink>
       <w:r>
@@ -7639,8 +8135,8 @@
         </m:oMath>
       </m:oMathPara>
     </w:p>
-    <w:bookmarkEnd w:id="33"/>
-    <w:bookmarkStart w:id="34" w:name="exm-pdf"/>
+    <w:bookmarkEnd w:id="35"/>
+    <w:bookmarkStart w:id="36" w:name="exm-pdf"/>
     <w:p>
       <w:pPr>
         <w:pStyle w:val="FirstParagraph"/>
@@ -7650,7 +8146,7 @@
           <w:b/>
           <w:bCs/>
         </w:rPr>
-        <w:t xml:space="preserve">Example 8 (Subinterval probabilities of a uniform random variable)</w:t>
+        <w:t xml:space="preserve">Example 9 (Subinterval probabilities of a uniform random variable)</w:t>
       </w:r>
       <w:r>
         <w:t xml:space="preserve"> </w:t>
@@ -7714,7 +8210,7 @@
           <w:rPr>
             <w:rStyle w:val="Hyperlink"/>
           </w:rPr>
-          <w:t xml:space="preserve">Definition 9</w:t>
+          <w:t xml:space="preserve">Definition 10</w:t>
         </w:r>
       </w:hyperlink>
       <w:r>
@@ -8542,8 +9038,8 @@
         <w:t xml:space="preserve">there.</w:t>
       </w:r>
     </w:p>
-    <w:bookmarkEnd w:id="34"/>
-    <w:bookmarkStart w:id="35" w:name="thm-density-not-unique"/>
+    <w:bookmarkEnd w:id="36"/>
+    <w:bookmarkStart w:id="37" w:name="thm-density-not-unique"/>
     <w:p>
       <w:pPr>
         <w:pStyle w:val="BodyText"/>
@@ -8678,7 +9174,7 @@
         <w:t xml:space="preserve">.</w:t>
       </w:r>
     </w:p>
-    <w:bookmarkEnd w:id="35"/>
+    <w:bookmarkEnd w:id="37"/>
     <w:p>
       <w:pPr>
         <w:pStyle w:val="BodyText"/>
@@ -9183,7 +9679,7 @@
           <w:rPr>
             <w:rStyle w:val="Hyperlink"/>
           </w:rPr>
-          <w:t xml:space="preserve">Definition 7</w:t>
+          <w:t xml:space="preserve">Definition 8</w:t>
         </w:r>
       </w:hyperlink>
       <w:r>
@@ -9228,7 +9724,7 @@
         <w:t xml:space="preserve">These notes use the version that is continuous wherever possible.</w:t>
       </w:r>
     </w:p>
-    <w:bookmarkStart w:id="36" w:name="thm-continuous-no-density"/>
+    <w:bookmarkStart w:id="38" w:name="thm-continuous-no-density"/>
     <w:p>
       <w:pPr>
         <w:pStyle w:val="BodyText"/>
@@ -9267,7 +9763,7 @@
         <w:t xml:space="preserve">.</w:t>
       </w:r>
     </w:p>
-    <w:bookmarkEnd w:id="36"/>
+    <w:bookmarkEnd w:id="38"/>
     <w:p>
       <w:pPr>
         <w:pStyle w:val="BodyText"/>
@@ -9294,7 +9790,7 @@
       <w:r>
         <w:t xml:space="preserve"> </w:t>
       </w:r>
-      <w:hyperlink r:id="rId37">
+      <w:hyperlink r:id="rId39">
         <w:r>
           <w:rPr>
             <w:rStyle w:val="Hyperlink"/>
@@ -9358,7 +9854,7 @@
         <w:t xml:space="preserve">do not arise in applications.</w:t>
       </w:r>
     </w:p>
-    <w:bookmarkStart w:id="38" w:name="def-normal"/>
+    <w:bookmarkStart w:id="40" w:name="def-normal"/>
     <w:p>
       <w:pPr>
         <w:pStyle w:val="BodyText"/>
@@ -9368,7 +9864,7 @@
           <w:b/>
           <w:bCs/>
         </w:rPr>
-        <w:t xml:space="preserve">Definition 10 (Normal distribution (Gaussian distribution))</w:t>
+        <w:t xml:space="preserve">Definition 11 (Normal distribution (Gaussian distribution))</w:t>
       </w:r>
       <w:r>
         <w:t xml:space="preserve"> </w:t>
@@ -9779,8 +10275,8 @@
         </m:oMath>
       </m:oMathPara>
     </w:p>
-    <w:bookmarkEnd w:id="38"/>
-    <w:bookmarkStart w:id="39" w:name="exm-normal"/>
+    <w:bookmarkEnd w:id="40"/>
+    <w:bookmarkStart w:id="41" w:name="exm-normal"/>
     <w:p>
       <w:pPr>
         <w:pStyle w:val="FirstParagraph"/>
@@ -9790,7 +10286,7 @@
           <w:b/>
           <w:bCs/>
         </w:rPr>
-        <w:t xml:space="preserve">Example 9 (Normal densities at their centers)</w:t>
+        <w:t xml:space="preserve">Example 10 (Normal densities at their centers)</w:t>
       </w:r>
       <w:r>
         <w:t xml:space="preserve"> </w:t>
@@ -10369,7 +10865,7 @@
         <w:t xml:space="preserve">a density greater than 1.</w:t>
       </w:r>
     </w:p>
-    <w:bookmarkEnd w:id="39"/>
+    <w:bookmarkEnd w:id="41"/>
     <w:p>
       <w:pPr>
         <w:pStyle w:val="BodyText"/>
@@ -10401,7 +10897,7 @@
           <w:rPr>
             <w:rStyle w:val="Hyperlink"/>
           </w:rPr>
-          <w:t xml:space="preserve">Example 9</w:t>
+          <w:t xml:space="preserve">Example 10</w:t>
         </w:r>
       </w:hyperlink>
       <w:r>
@@ -10411,7 +10907,7 @@
         <w:t xml:space="preserve">does.</w:t>
       </w:r>
     </w:p>
-    <w:bookmarkStart w:id="40" w:name="thm-normal-density"/>
+    <w:bookmarkStart w:id="42" w:name="thm-normal-density"/>
     <w:p>
       <w:pPr>
         <w:pStyle w:val="BodyText"/>
@@ -10497,7 +10993,7 @@
           <w:rPr>
             <w:rStyle w:val="Hyperlink"/>
           </w:rPr>
-          <w:t xml:space="preserve">Definition 10</w:t>
+          <w:t xml:space="preserve">Definition 11</w:t>
         </w:r>
       </w:hyperlink>
       <w:r>
@@ -10671,8 +11167,8 @@
         </m:oMath>
       </m:oMathPara>
     </w:p>
-    <w:bookmarkEnd w:id="40"/>
-    <w:bookmarkStart w:id="43" w:name="thm-normal-moments"/>
+    <w:bookmarkEnd w:id="42"/>
+    <w:bookmarkStart w:id="45" w:name="thm-normal-moments"/>
     <w:p>
       <w:pPr>
         <w:pStyle w:val="FirstParagraph"/>
@@ -10758,7 +11254,7 @@
           <w:rPr>
             <w:rStyle w:val="Hyperlink"/>
           </w:rPr>
-          <w:t xml:space="preserve">Definition 10</w:t>
+          <w:t xml:space="preserve">Definition 11</w:t>
         </w:r>
       </w:hyperlink>
       <w:r>
@@ -10787,7 +11283,7 @@
       <w:r>
         <w:t xml:space="preserve"> </w:t>
       </w:r>
-      <w:hyperlink r:id="rId41">
+      <w:hyperlink r:id="rId43">
         <w:r>
           <w:rPr>
             <w:rStyle w:val="Hyperlink"/>
@@ -10844,7 +11340,7 @@
       <w:r>
         <w:t xml:space="preserve"> </w:t>
       </w:r>
-      <w:hyperlink r:id="rId42">
+      <w:hyperlink r:id="rId44">
         <w:r>
           <w:rPr>
             <w:rStyle w:val="Hyperlink"/>
@@ -10904,7 +11400,7 @@
         <w:t xml:space="preserve">.</w:t>
       </w:r>
     </w:p>
-    <w:bookmarkEnd w:id="43"/>
+    <w:bookmarkEnd w:id="45"/>
     <w:p>
       <w:pPr>
         <w:pStyle w:val="BodyText"/>
@@ -10956,7 +11452,7 @@
         <w:t xml:space="preserve">These facts are where the parameters’ names come from.</w:t>
       </w:r>
     </w:p>
-    <w:bookmarkStart w:id="44" w:name="def-std-normal"/>
+    <w:bookmarkStart w:id="46" w:name="def-std-normal"/>
     <w:p>
       <w:pPr>
         <w:pStyle w:val="BodyText"/>
@@ -10966,7 +11462,7 @@
           <w:b/>
           <w:bCs/>
         </w:rPr>
-        <w:t xml:space="preserve">Definition 11 (Standard normal distribution)</w:t>
+        <w:t xml:space="preserve">Definition 12 (Standard normal distribution)</w:t>
       </w:r>
       <w:r>
         <w:t xml:space="preserve"> </w:t>
@@ -11050,8 +11546,8 @@
         <w:t xml:space="preserve">.</w:t>
       </w:r>
     </w:p>
-    <w:bookmarkEnd w:id="44"/>
-    <w:bookmarkStart w:id="45" w:name="exm-std-normal"/>
+    <w:bookmarkEnd w:id="46"/>
+    <w:bookmarkStart w:id="47" w:name="exm-std-normal"/>
     <w:p>
       <w:pPr>
         <w:pStyle w:val="BodyText"/>
@@ -11061,7 +11557,7 @@
           <w:b/>
           <w:bCs/>
         </w:rPr>
-        <w:t xml:space="preserve">Example 10 (Half of a standard normal lies below 0)</w:t>
+        <w:t xml:space="preserve">Example 11 (Half of a standard normal lies below 0)</w:t>
       </w:r>
       <w:r>
         <w:t xml:space="preserve"> </w:t>
@@ -11410,8 +11906,8 @@
         <w:t xml:space="preserve">.</w:t>
       </w:r>
     </w:p>
-    <w:bookmarkEnd w:id="45"/>
-    <w:bookmarkStart w:id="46" w:name="def-exponential"/>
+    <w:bookmarkEnd w:id="47"/>
+    <w:bookmarkStart w:id="48" w:name="def-exponential"/>
     <w:p>
       <w:pPr>
         <w:pStyle w:val="BodyText"/>
@@ -11421,7 +11917,7 @@
           <w:b/>
           <w:bCs/>
         </w:rPr>
-        <w:t xml:space="preserve">Definition 12 (Exponential distribution)</w:t>
+        <w:t xml:space="preserve">Definition 13 (Exponential distribution)</w:t>
       </w:r>
       <w:r>
         <w:t xml:space="preserve"> </w:t>
@@ -11675,8 +12171,8 @@
         </m:oMath>
       </m:oMathPara>
     </w:p>
-    <w:bookmarkEnd w:id="46"/>
-    <w:bookmarkStart w:id="47" w:name="exm-exponential"/>
+    <w:bookmarkEnd w:id="48"/>
+    <w:bookmarkStart w:id="49" w:name="exm-exponential"/>
     <w:p>
       <w:pPr>
         <w:pStyle w:val="FirstParagraph"/>
@@ -11686,7 +12182,7 @@
           <w:b/>
           <w:bCs/>
         </w:rPr>
-        <w:t xml:space="preserve">Example 11 (Probability of an event within one time unit)</w:t>
+        <w:t xml:space="preserve">Example 12 (Probability of an event within one time unit)</w:t>
       </w:r>
       <w:r>
         <w:t xml:space="preserve"> </w:t>
@@ -12214,8 +12710,8 @@
         <w:t xml:space="preserve">.</w:t>
       </w:r>
     </w:p>
-    <w:bookmarkEnd w:id="47"/>
-    <w:bookmarkStart w:id="48" w:name="def-cdf"/>
+    <w:bookmarkEnd w:id="49"/>
+    <w:bookmarkStart w:id="50" w:name="def-cdf"/>
     <w:p>
       <w:pPr>
         <w:pStyle w:val="BodyText"/>
@@ -12225,7 +12721,7 @@
           <w:b/>
           <w:bCs/>
         </w:rPr>
-        <w:t xml:space="preserve">Definition 13 (Cumulative distribution function (CDF))</w:t>
+        <w:t xml:space="preserve">Definition 14 (Cumulative distribution function (CDF))</w:t>
       </w:r>
       <w:r>
         <w:t xml:space="preserve"> </w:t>
@@ -12393,7 +12889,7 @@
         </m:oMath>
       </m:oMathPara>
     </w:p>
-    <w:bookmarkEnd w:id="48"/>
+    <w:bookmarkEnd w:id="50"/>
     <w:p>
       <w:pPr>
         <w:pStyle w:val="FirstParagraph"/>
@@ -12426,7 +12922,7 @@
         <w:t xml:space="preserve">is discrete or continuous.</w:t>
       </w:r>
     </w:p>
-    <w:bookmarkStart w:id="49" w:name="exm-cdf"/>
+    <w:bookmarkStart w:id="51" w:name="exm-cdf"/>
     <w:p>
       <w:pPr>
         <w:pStyle w:val="BodyText"/>
@@ -12436,7 +12932,7 @@
           <w:b/>
           <w:bCs/>
         </w:rPr>
-        <w:t xml:space="preserve">Example 12 (CDF of the number of heads)</w:t>
+        <w:t xml:space="preserve">Example 13 (CDF of the number of heads)</w:t>
       </w:r>
       <w:r>
         <w:t xml:space="preserve"> </w:t>
@@ -12452,7 +12948,7 @@
           <w:rPr>
             <w:rStyle w:val="Hyperlink"/>
           </w:rPr>
-          <w:t xml:space="preserve">Example 6</w:t>
+          <w:t xml:space="preserve">Example 7</w:t>
         </w:r>
       </w:hyperlink>
       <w:r>
@@ -12696,8 +13192,8 @@
         </m:oMath>
       </m:oMathPara>
     </w:p>
-    <w:bookmarkEnd w:id="49"/>
-    <w:bookmarkStart w:id="50" w:name="thm-cdf-properties"/>
+    <w:bookmarkEnd w:id="51"/>
+    <w:bookmarkStart w:id="52" w:name="thm-cdf-properties"/>
     <w:p>
       <w:pPr>
         <w:pStyle w:val="FirstParagraph"/>
@@ -12913,7 +13409,7 @@
         </m:oMath>
       </m:oMathPara>
     </w:p>
-    <w:bookmarkEnd w:id="50"/>
+    <w:bookmarkEnd w:id="52"/>
     <w:p>
       <w:pPr>
         <w:pStyle w:val="FirstParagraph"/>
@@ -13081,7 +13577,7 @@
       <w:r>
         <w:t xml:space="preserve"> </w:t>
       </w:r>
-      <w:hyperlink r:id="rId51">
+      <w:hyperlink r:id="rId53">
         <w:r>
           <w:rPr>
             <w:rStyle w:val="Hyperlink"/>
@@ -13599,7 +14095,7 @@
       <w:r>
         <w:t xml:space="preserve"> </w:t>
       </w:r>
-      <w:hyperlink r:id="rId52">
+      <w:hyperlink r:id="rId54">
         <w:r>
           <w:rPr>
             <w:rStyle w:val="Hyperlink"/>
@@ -14544,7 +15040,7 @@
         <w:t xml:space="preserve">.</w:t>
       </w:r>
     </w:p>
-    <w:bookmarkStart w:id="54" w:name="thm-cdf-characterizes"/>
+    <w:bookmarkStart w:id="56" w:name="thm-cdf-characterizes"/>
     <w:p>
       <w:pPr>
         <w:pStyle w:val="BodyText"/>
@@ -14690,7 +15186,7 @@
       <w:r>
         <w:t xml:space="preserve"> </w:t>
       </w:r>
-      <w:hyperlink r:id="rId53">
+      <w:hyperlink r:id="rId55">
         <w:r>
           <w:rPr>
             <w:rStyle w:val="Hyperlink"/>
@@ -14735,7 +15231,7 @@
         <w:t xml:space="preserve">and every set built from intervals by countably many unions, intersections, and complements.</w:t>
       </w:r>
     </w:p>
-    <w:bookmarkEnd w:id="54"/>
+    <w:bookmarkEnd w:id="56"/>
     <w:p>
       <w:pPr>
         <w:pStyle w:val="BodyText"/>
@@ -14763,7 +15259,7 @@
         <w:t xml:space="preserve">.</w:t>
       </w:r>
     </w:p>
-    <w:bookmarkStart w:id="55" w:name="def-quantile-function"/>
+    <w:bookmarkStart w:id="57" w:name="def-quantile-function"/>
     <w:p>
       <w:pPr>
         <w:pStyle w:val="BodyText"/>
@@ -14773,7 +15269,7 @@
           <w:b/>
           <w:bCs/>
         </w:rPr>
-        <w:t xml:space="preserve">Definition 14 (Quantile function (population inverse CDF))</w:t>
+        <w:t xml:space="preserve">Definition 15 (Quantile function (population inverse CDF))</w:t>
       </w:r>
       <w:r>
         <w:t xml:space="preserve"> </w:t>
@@ -15041,7 +15537,7 @@
         </m:oMath>
       </m:oMathPara>
     </w:p>
-    <w:bookmarkEnd w:id="55"/>
+    <w:bookmarkEnd w:id="57"/>
     <w:p>
       <w:pPr>
         <w:pStyle w:val="FirstParagraph"/>
@@ -15332,7 +15828,7 @@
         <w:t xml:space="preserve">.</w:t>
       </w:r>
     </w:p>
-    <w:bookmarkStart w:id="56" w:name="exm-quantile-function"/>
+    <w:bookmarkStart w:id="58" w:name="exm-quantile-function"/>
     <w:p>
       <w:pPr>
         <w:pStyle w:val="BodyText"/>
@@ -15342,7 +15838,7 @@
           <w:b/>
           <w:bCs/>
         </w:rPr>
-        <w:t xml:space="preserve">Example 13 (Median of the number of heads)</w:t>
+        <w:t xml:space="preserve">Example 14 (Median of the number of heads)</w:t>
       </w:r>
       <w:r>
         <w:t xml:space="preserve"> </w:t>
@@ -15358,7 +15854,7 @@
           <w:rPr>
             <w:rStyle w:val="Hyperlink"/>
           </w:rPr>
-          <w:t xml:space="preserve">Example 12</w:t>
+          <w:t xml:space="preserve">Example 13</w:t>
         </w:r>
       </w:hyperlink>
       <w:r>
@@ -15478,7 +15974,7 @@
         <w:t xml:space="preserve">.</w:t>
       </w:r>
     </w:p>
-    <w:bookmarkEnd w:id="56"/>
+    <w:bookmarkEnd w:id="58"/>
     <w:p>
       <w:pPr>
         <w:pStyle w:val="BodyText"/>
@@ -15533,7 +16029,7 @@
       <w:tr>
         <w:tc>
           <w:tcPr/>
-          <w:bookmarkStart w:id="60" w:name="fig-pmf-cdf-quantile"/>
+          <w:bookmarkStart w:id="62" w:name="fig-pmf-cdf-quantile"/>
           <w:p>
             <w:pPr>
               <w:jc w:val="center"/>
@@ -15543,18 +16039,18 @@
                 <wp:inline>
                   <wp:extent cx="5334000" cy="2963333"/>
                   <wp:effectExtent b="0" l="0" r="0" t="0"/>
-                  <wp:docPr descr="" title="" id="58" name="Picture"/>
+                  <wp:docPr descr="" title="" id="60" name="Picture"/>
                   <a:graphic>
                     <a:graphicData uri="http://schemas.openxmlformats.org/drawingml/2006/picture">
                       <pic:pic>
                         <pic:nvPicPr>
-                          <pic:cNvPr descr="random-variables_files/figure-docx/pmf-cdf-quantile-plot-1.png" id="59" name="Picture"/>
+                          <pic:cNvPr descr="random-variables_files/figure-docx/pmf-cdf-quantile-plot-1.png" id="61" name="Picture"/>
                           <pic:cNvPicPr>
                             <a:picLocks noChangeArrowheads="1" noChangeAspect="1"/>
                           </pic:cNvPicPr>
                         </pic:nvPicPr>
                         <pic:blipFill>
-                          <a:blip r:embed="rId57"/>
+                          <a:blip r:embed="rId59"/>
                           <a:stretch>
                             <a:fillRect/>
                           </a:stretch>
@@ -15636,11 +16132,11 @@
               <w:t xml:space="preserve">its axes are the CDF’s, swapped.</w:t>
             </w:r>
           </w:p>
-          <w:bookmarkEnd w:id="60"/>
+          <w:bookmarkEnd w:id="62"/>
         </w:tc>
       </w:tr>
     </w:tbl>
-    <w:bookmarkStart w:id="61" w:name="thm-density-vs-CDF"/>
+    <w:bookmarkStart w:id="63" w:name="thm-density-vs-CDF"/>
     <w:p>
       <w:pPr>
         <w:pStyle w:val="BodyText"/>
@@ -15817,7 +16313,7 @@
         </m:oMath>
       </m:oMathPara>
     </w:p>
-    <w:bookmarkEnd w:id="61"/>
+    <w:bookmarkEnd w:id="63"/>
     <w:p>
       <w:pPr>
         <w:pStyle w:val="FirstParagraph"/>
@@ -16617,7 +17113,7 @@
         <w:t xml:space="preserve">.</w:t>
       </w:r>
     </w:p>
-    <w:bookmarkStart w:id="62" w:name="thm-cdf-derivative-is-density"/>
+    <w:bookmarkStart w:id="64" w:name="thm-cdf-derivative-is-density"/>
     <w:p>
       <w:pPr>
         <w:pStyle w:val="BodyText"/>
@@ -16797,7 +17293,7 @@
         </m:oMath>
       </m:oMathPara>
     </w:p>
-    <w:bookmarkEnd w:id="62"/>
+    <w:bookmarkEnd w:id="64"/>
     <w:p>
       <w:pPr>
         <w:pStyle w:val="FirstParagraph"/>
@@ -17074,7 +17570,7 @@
         <w:t xml:space="preserve">is continuous.</w:t>
       </w:r>
     </w:p>
-    <w:bookmarkStart w:id="63" w:name="cor-cdf-derivative-density-ae"/>
+    <w:bookmarkStart w:id="65" w:name="cor-cdf-derivative-density-ae"/>
     <w:p>
       <w:pPr>
         <w:pStyle w:val="BodyText"/>
@@ -17199,7 +17695,7 @@
         <w:t xml:space="preserve">at all but finitely many points.</w:t>
       </w:r>
     </w:p>
-    <w:bookmarkEnd w:id="63"/>
+    <w:bookmarkEnd w:id="65"/>
     <w:p>
       <w:pPr>
         <w:pStyle w:val="BodyText"/>
@@ -17375,7 +17871,7 @@
         <w:t xml:space="preserve">applies to each of them.</w:t>
       </w:r>
     </w:p>
-    <w:bookmarkStart w:id="64" w:name="exm-density-vs-CDF"/>
+    <w:bookmarkStart w:id="66" w:name="exm-density-vs-CDF"/>
     <w:p>
       <w:pPr>
         <w:pStyle w:val="BodyText"/>
@@ -17385,7 +17881,7 @@
           <w:b/>
           <w:bCs/>
         </w:rPr>
-        <w:t xml:space="preserve">Example 14 (CDF and density of a uniform random variable)</w:t>
+        <w:t xml:space="preserve">Example 15 (CDF and density of a uniform random variable)</w:t>
       </w:r>
       <w:r>
         <w:t xml:space="preserve"> </w:t>
@@ -17466,7 +17962,7 @@
           <w:rPr>
             <w:rStyle w:val="Hyperlink"/>
           </w:rPr>
-          <w:t xml:space="preserve">Definition 9</w:t>
+          <w:t xml:space="preserve">Definition 10</w:t>
         </w:r>
       </w:hyperlink>
       <w:r>
@@ -18019,8 +18515,8 @@
         <w:t xml:space="preserve">its slope is 1 on the left and 0 on the right.</w:t>
       </w:r>
     </w:p>
-    <w:bookmarkEnd w:id="64"/>
-    <w:bookmarkStart w:id="65" w:name="thm-cdf-derivative-density"/>
+    <w:bookmarkEnd w:id="66"/>
+    <w:bookmarkStart w:id="67" w:name="thm-cdf-derivative-density"/>
     <w:p>
       <w:pPr>
         <w:pStyle w:val="BodyText"/>
@@ -18148,7 +18644,7 @@
         <w:t xml:space="preserve">.</w:t>
       </w:r>
     </w:p>
-    <w:bookmarkEnd w:id="65"/>
+    <w:bookmarkEnd w:id="67"/>
     <w:p>
       <w:pPr>
         <w:pStyle w:val="BodyText"/>
@@ -19493,7 +19989,7 @@
         <w:t xml:space="preserve">).</w:t>
       </w:r>
     </w:p>
-    <w:bookmarkStart w:id="66" w:name="exm-cdf-derivative-density"/>
+    <w:bookmarkStart w:id="68" w:name="exm-cdf-derivative-density"/>
     <w:p>
       <w:pPr>
         <w:pStyle w:val="BodyText"/>
@@ -19503,7 +19999,7 @@
           <w:b/>
           <w:bCs/>
         </w:rPr>
-        <w:t xml:space="preserve">Example 15 (A density from a CDF with a corner)</w:t>
+        <w:t xml:space="preserve">Example 16 (A density from a CDF with a corner)</w:t>
       </w:r>
       <w:r>
         <w:t xml:space="preserve"> </w:t>
@@ -20003,8 +20499,8 @@
         <w:t xml:space="preserve">.</w:t>
       </w:r>
     </w:p>
-    <w:bookmarkEnd w:id="66"/>
-    <w:bookmarkStart w:id="67" w:name="thm-density-limit"/>
+    <w:bookmarkEnd w:id="68"/>
+    <w:bookmarkStart w:id="69" w:name="thm-density-limit"/>
     <w:p>
       <w:pPr>
         <w:pStyle w:val="BodyText"/>
@@ -20280,7 +20776,7 @@
         </m:oMath>
       </m:oMathPara>
     </w:p>
-    <w:bookmarkEnd w:id="67"/>
+    <w:bookmarkEnd w:id="69"/>
     <w:p>
       <w:pPr>
         <w:pStyle w:val="FirstParagraph"/>
@@ -21058,7 +21554,7 @@
         <w:t xml:space="preserve">(Chapter 22, p. 535).</w:t>
       </w:r>
     </w:p>
-    <w:bookmarkStart w:id="68" w:name="exm-density-limit"/>
+    <w:bookmarkStart w:id="70" w:name="exm-density-limit"/>
     <w:p>
       <w:pPr>
         <w:pStyle w:val="BodyText"/>
@@ -21068,7 +21564,7 @@
           <w:b/>
           <w:bCs/>
         </w:rPr>
-        <w:t xml:space="preserve">Example 16 (The uniform density as a limit)</w:t>
+        <w:t xml:space="preserve">Example 17 (The uniform density as a limit)</w:t>
       </w:r>
       <w:r>
         <w:t xml:space="preserve"> </w:t>
@@ -21487,15 +21983,15 @@
           <w:rPr>
             <w:rStyle w:val="Hyperlink"/>
           </w:rPr>
-          <w:t xml:space="preserve">Definition 9</w:t>
+          <w:t xml:space="preserve">Definition 10</w:t>
         </w:r>
       </w:hyperlink>
       <w:r>
         <w:t xml:space="preserve">.</w:t>
       </w:r>
     </w:p>
-    <w:bookmarkEnd w:id="68"/>
-    <w:bookmarkStart w:id="69" w:name="prp-density-limit-right-derivative"/>
+    <w:bookmarkEnd w:id="70"/>
+    <w:bookmarkStart w:id="71" w:name="prp-density-limit-right-derivative"/>
     <w:p>
       <w:pPr>
         <w:pStyle w:val="BodyText"/>
@@ -21822,7 +22318,7 @@
         <w:t xml:space="preserve">.</w:t>
       </w:r>
     </w:p>
-    <w:bookmarkEnd w:id="69"/>
+    <w:bookmarkEnd w:id="71"/>
     <w:p>
       <w:pPr>
         <w:pStyle w:val="BodyText"/>
@@ -21956,7 +22452,7 @@
         <w:t xml:space="preserve">or both have none.</w:t>
       </w:r>
     </w:p>
-    <w:bookmarkStart w:id="70" w:name="exm-density-limit-jump"/>
+    <w:bookmarkStart w:id="72" w:name="exm-density-limit-jump"/>
     <w:p>
       <w:pPr>
         <w:pStyle w:val="BodyText"/>
@@ -21966,7 +22462,7 @@
           <w:b/>
           <w:bCs/>
         </w:rPr>
-        <w:t xml:space="preserve">Example 17 (The density limit at a jump)</w:t>
+        <w:t xml:space="preserve">Example 18 (The density limit at a jump)</w:t>
       </w:r>
       <w:r>
         <w:t xml:space="preserve"> </w:t>
@@ -22099,7 +22595,7 @@
           <w:rPr>
             <w:rStyle w:val="Hyperlink"/>
           </w:rPr>
-          <w:t xml:space="preserve">Definition 9</w:t>
+          <w:t xml:space="preserve">Definition 10</w:t>
         </w:r>
       </w:hyperlink>
       <w:r>
@@ -22809,15 +23305,15 @@
           <w:rPr>
             <w:rStyle w:val="Hyperlink"/>
           </w:rPr>
-          <w:t xml:space="preserve">Example 14</w:t>
+          <w:t xml:space="preserve">Example 15</w:t>
         </w:r>
       </w:hyperlink>
       <w:r>
         <w:t xml:space="preserve">.</w:t>
       </w:r>
     </w:p>
-    <w:bookmarkEnd w:id="70"/>
-    <w:bookmarkStart w:id="71" w:name="thm-density-sums-to-one"/>
+    <w:bookmarkEnd w:id="72"/>
+    <w:bookmarkStart w:id="73" w:name="thm-density-sums-to-one"/>
     <w:p>
       <w:pPr>
         <w:pStyle w:val="BodyText"/>
@@ -22941,7 +23437,7 @@
         </m:oMath>
       </m:oMathPara>
     </w:p>
-    <w:bookmarkEnd w:id="71"/>
+    <w:bookmarkEnd w:id="73"/>
     <w:p>
       <w:pPr>
         <w:pStyle w:val="FirstParagraph"/>
@@ -23262,7 +23758,7 @@
         <w:t xml:space="preserve">.</w:t>
       </w:r>
     </w:p>
-    <w:bookmarkStart w:id="72" w:name="exm-density-sums-to-one"/>
+    <w:bookmarkStart w:id="74" w:name="exm-density-sums-to-one"/>
     <w:p>
       <w:pPr>
         <w:pStyle w:val="BodyText"/>
@@ -23272,7 +23768,7 @@
           <w:b/>
           <w:bCs/>
         </w:rPr>
-        <w:t xml:space="preserve">Example 18 (The uniform density integrates to 1)</w:t>
+        <w:t xml:space="preserve">Example 19 (The uniform density integrates to 1)</w:t>
       </w:r>
       <w:r>
         <w:t xml:space="preserve"> </w:t>
@@ -23336,7 +23832,7 @@
           <w:rPr>
             <w:rStyle w:val="Hyperlink"/>
           </w:rPr>
-          <w:t xml:space="preserve">Definition 9</w:t>
+          <w:t xml:space="preserve">Definition 10</w:t>
         </w:r>
       </w:hyperlink>
       <w:r>
@@ -23479,8 +23975,8 @@
         </m:oMath>
       </m:oMathPara>
     </w:p>
-    <w:bookmarkEnd w:id="72"/>
-    <w:bookmarkStart w:id="73" w:name="def-jointly-distributed"/>
+    <w:bookmarkEnd w:id="74"/>
+    <w:bookmarkStart w:id="75" w:name="def-jointly-distributed"/>
     <w:p>
       <w:pPr>
         <w:pStyle w:val="FirstParagraph"/>
@@ -23490,7 +23986,7 @@
           <w:b/>
           <w:bCs/>
         </w:rPr>
-        <w:t xml:space="preserve">Definition 15 (Jointly distributed random variables)</w:t>
+        <w:t xml:space="preserve">Definition 16 (Jointly distributed random variables)</w:t>
       </w:r>
       <w:r>
         <w:t xml:space="preserve"> </w:t>
@@ -23709,7 +24205,7 @@
         <w:t xml:space="preserve">has a probability.</w:t>
       </w:r>
     </w:p>
-    <w:bookmarkEnd w:id="73"/>
+    <w:bookmarkEnd w:id="75"/>
     <w:p>
       <w:pPr>
         <w:pStyle w:val="BodyText"/>
@@ -23873,7 +24369,7 @@
         <w:t xml:space="preserve">and similarly for more variables.</w:t>
       </w:r>
     </w:p>
-    <w:bookmarkStart w:id="74" w:name="exm-jointly-distributed"/>
+    <w:bookmarkStart w:id="76" w:name="exm-jointly-distributed"/>
     <w:p>
       <w:pPr>
         <w:pStyle w:val="BodyText"/>
@@ -23883,7 +24379,7 @@
           <w:b/>
           <w:bCs/>
         </w:rPr>
-        <w:t xml:space="preserve">Example 19 (The first flip and the total)</w:t>
+        <w:t xml:space="preserve">Example 20 (The first flip and the total)</w:t>
       </w:r>
       <w:r>
         <w:t xml:space="preserve"> </w:t>
@@ -23942,7 +24438,7 @@
           <w:rPr>
             <w:rStyle w:val="Hyperlink"/>
           </w:rPr>
-          <w:t xml:space="preserve">Example 7</w:t>
+          <w:t xml:space="preserve">Example 8</w:t>
         </w:r>
       </w:hyperlink>
       <w:r>
@@ -24298,8 +24794,8 @@
         </m:oMath>
       </m:oMathPara>
     </w:p>
-    <w:bookmarkEnd w:id="74"/>
-    <w:bookmarkStart w:id="76" w:name="def-joint-distribution"/>
+    <w:bookmarkEnd w:id="76"/>
+    <w:bookmarkStart w:id="78" w:name="def-joint-distribution"/>
     <w:p>
       <w:pPr>
         <w:pStyle w:val="FirstParagraph"/>
@@ -24309,7 +24805,7 @@
           <w:b/>
           <w:bCs/>
         </w:rPr>
-        <w:t xml:space="preserve">Definition 16 (Joint distribution)</w:t>
+        <w:t xml:space="preserve">Definition 17 (Joint distribution)</w:t>
       </w:r>
       <w:r>
         <w:t xml:space="preserve"> </w:t>
@@ -24528,7 +25024,7 @@
       <w:r>
         <w:t xml:space="preserve"> </w:t>
       </w:r>
-      <w:hyperlink r:id="rId75">
+      <w:hyperlink r:id="rId77">
         <w:r>
           <w:rPr>
             <w:rStyle w:val="Hyperlink"/>
@@ -24638,8 +25134,8 @@
         <w:t xml:space="preserve">.</w:t>
       </w:r>
     </w:p>
-    <w:bookmarkEnd w:id="76"/>
-    <w:bookmarkStart w:id="77" w:name="exm-joint-distribution"/>
+    <w:bookmarkEnd w:id="78"/>
+    <w:bookmarkStart w:id="79" w:name="exm-joint-distribution"/>
     <w:p>
       <w:pPr>
         <w:pStyle w:val="BodyText"/>
@@ -24649,7 +25145,7 @@
           <w:b/>
           <w:bCs/>
         </w:rPr>
-        <w:t xml:space="preserve">Example 20 (Joint distribution of the first flip and the total)</w:t>
+        <w:t xml:space="preserve">Example 21 (Joint distribution of the first flip and the total)</w:t>
       </w:r>
       <w:r>
         <w:t xml:space="preserve"> </w:t>
@@ -24665,7 +25161,7 @@
           <w:rPr>
             <w:rStyle w:val="Hyperlink"/>
           </w:rPr>
-          <w:t xml:space="preserve">Example 19</w:t>
+          <w:t xml:space="preserve">Example 20</w:t>
         </w:r>
       </w:hyperlink>
       <w:r>
@@ -25040,8 +25536,8 @@
         <w:t xml:space="preserve">and each of those outcomes has at least one head.</w:t>
       </w:r>
     </w:p>
-    <w:bookmarkEnd w:id="77"/>
-    <w:bookmarkStart w:id="78" w:name="thm-joint-distribution-rectangles"/>
+    <w:bookmarkEnd w:id="79"/>
+    <w:bookmarkStart w:id="80" w:name="thm-joint-distribution-rectangles"/>
     <w:p>
       <w:pPr>
         <w:pStyle w:val="BodyText"/>
@@ -25610,7 +26106,7 @@
         <w:t xml:space="preserve">.</w:t>
       </w:r>
     </w:p>
-    <w:bookmarkEnd w:id="78"/>
+    <w:bookmarkEnd w:id="80"/>
     <w:p>
       <w:pPr>
         <w:pStyle w:val="BodyText"/>
@@ -25690,7 +26186,7 @@
       <w:r>
         <w:t xml:space="preserve"> </w:t>
       </w:r>
-      <w:hyperlink r:id="rId79">
+      <w:hyperlink r:id="rId81">
         <m:oMath>
           <m:r>
             <m:t>π</m:t>
@@ -25750,7 +26246,7 @@
         <w:t xml:space="preserve">.</w:t>
       </w:r>
     </w:p>
-    <w:bookmarkStart w:id="80" w:name="def-joint-pmf"/>
+    <w:bookmarkStart w:id="82" w:name="def-joint-pmf"/>
     <w:p>
       <w:pPr>
         <w:pStyle w:val="BodyText"/>
@@ -25760,7 +26256,7 @@
           <w:b/>
           <w:bCs/>
         </w:rPr>
-        <w:t xml:space="preserve">Definition 17 (Joint probability mass function (joint PMF))</w:t>
+        <w:t xml:space="preserve">Definition 18 (Joint probability mass function (joint PMF))</w:t>
       </w:r>
       <w:r>
         <w:t xml:space="preserve"> </w:t>
@@ -26079,8 +26575,8 @@
         </m:oMath>
       </m:oMathPara>
     </w:p>
-    <w:bookmarkEnd w:id="80"/>
-    <w:bookmarkStart w:id="81" w:name="exm-joint-pmf"/>
+    <w:bookmarkEnd w:id="82"/>
+    <w:bookmarkStart w:id="83" w:name="exm-joint-pmf"/>
     <w:p>
       <w:pPr>
         <w:pStyle w:val="FirstParagraph"/>
@@ -26090,7 +26586,7 @@
           <w:b/>
           <w:bCs/>
         </w:rPr>
-        <w:t xml:space="preserve">Example 21 (Joint PMF of the first flip and the total)</w:t>
+        <w:t xml:space="preserve">Example 22 (Joint PMF of the first flip and the total)</w:t>
       </w:r>
       <w:r>
         <w:t xml:space="preserve"> </w:t>
@@ -26106,7 +26602,7 @@
           <w:rPr>
             <w:rStyle w:val="Hyperlink"/>
           </w:rPr>
-          <w:t xml:space="preserve">Example 19</w:t>
+          <w:t xml:space="preserve">Example 20</w:t>
         </w:r>
       </w:hyperlink>
       <w:r>
@@ -26554,8 +27050,8 @@
         </w:tc>
       </w:tr>
     </w:tbl>
-    <w:bookmarkEnd w:id="81"/>
-    <w:bookmarkStart w:id="82" w:name="def-marginal"/>
+    <w:bookmarkEnd w:id="83"/>
+    <w:bookmarkStart w:id="84" w:name="def-marginal"/>
     <w:p>
       <w:pPr>
         <w:pStyle w:val="BodyText"/>
@@ -26565,7 +27061,7 @@
           <w:b/>
           <w:bCs/>
         </w:rPr>
-        <w:t xml:space="preserve">Definition 18 (Marginal distribution)</w:t>
+        <w:t xml:space="preserve">Definition 19 (Marginal distribution)</w:t>
       </w:r>
       <w:r>
         <w:t xml:space="preserve"> </w:t>
@@ -26670,7 +27166,7 @@
         <w:t xml:space="preserve">.</w:t>
       </w:r>
     </w:p>
-    <w:bookmarkEnd w:id="82"/>
+    <w:bookmarkEnd w:id="84"/>
     <w:p>
       <w:pPr>
         <w:pStyle w:val="BodyText"/>
@@ -26732,7 +27228,7 @@
         <w:t xml:space="preserve">.</w:t>
       </w:r>
     </w:p>
-    <w:bookmarkStart w:id="83" w:name="exm-marginal"/>
+    <w:bookmarkStart w:id="85" w:name="exm-marginal"/>
     <w:p>
       <w:pPr>
         <w:pStyle w:val="BodyText"/>
@@ -26742,7 +27238,7 @@
           <w:b/>
           <w:bCs/>
         </w:rPr>
-        <w:t xml:space="preserve">Example 22 (Marginal distribution of the total)</w:t>
+        <w:t xml:space="preserve">Example 23 (Marginal distribution of the total)</w:t>
       </w:r>
       <w:r>
         <w:t xml:space="preserve"> </w:t>
@@ -26758,7 +27254,7 @@
           <w:rPr>
             <w:rStyle w:val="Hyperlink"/>
           </w:rPr>
-          <w:t xml:space="preserve">Example 21</w:t>
+          <w:t xml:space="preserve">Example 22</w:t>
         </w:r>
       </w:hyperlink>
       <w:r>
@@ -26792,7 +27288,7 @@
           <w:rPr>
             <w:rStyle w:val="Hyperlink"/>
           </w:rPr>
-          <w:t xml:space="preserve">Example 6</w:t>
+          <w:t xml:space="preserve">Example 7</w:t>
         </w:r>
       </w:hyperlink>
       <w:r>
@@ -26970,8 +27466,8 @@
         <w:t xml:space="preserve">.</w:t>
       </w:r>
     </w:p>
-    <w:bookmarkEnd w:id="83"/>
-    <w:bookmarkStart w:id="84" w:name="thm-marginal-pmf"/>
+    <w:bookmarkEnd w:id="85"/>
+    <w:bookmarkStart w:id="86" w:name="thm-marginal-pmf"/>
     <w:p>
       <w:pPr>
         <w:pStyle w:val="BodyText"/>
@@ -27184,7 +27680,7 @@
         </m:oMath>
       </m:oMathPara>
     </w:p>
-    <w:bookmarkEnd w:id="84"/>
+    <w:bookmarkEnd w:id="86"/>
     <w:p>
       <w:pPr>
         <w:pStyle w:val="FirstParagraph"/>
@@ -27845,7 +28341,7 @@
         </m:oMath>
       </m:oMathPara>
     </w:p>
-    <w:bookmarkStart w:id="85" w:name="exm-marginal-pmf"/>
+    <w:bookmarkStart w:id="87" w:name="exm-marginal-pmf"/>
     <w:p>
       <w:pPr>
         <w:pStyle w:val="FirstParagraph"/>
@@ -27855,7 +28351,7 @@
           <w:b/>
           <w:bCs/>
         </w:rPr>
-        <w:t xml:space="preserve">Example 23 (Summing a row of the joint PMF)</w:t>
+        <w:t xml:space="preserve">Example 24 (Summing a row of the joint PMF)</w:t>
       </w:r>
       <w:r>
         <w:t xml:space="preserve"> </w:t>
@@ -27871,7 +28367,7 @@
           <w:rPr>
             <w:rStyle w:val="Hyperlink"/>
           </w:rPr>
-          <w:t xml:space="preserve">Example 21</w:t>
+          <w:t xml:space="preserve">Example 22</w:t>
         </w:r>
       </w:hyperlink>
       <w:r>
@@ -28356,15 +28852,15 @@
           <w:rPr>
             <w:rStyle w:val="Hyperlink"/>
           </w:rPr>
-          <w:t xml:space="preserve">Example 7</w:t>
+          <w:t xml:space="preserve">Example 8</w:t>
         </w:r>
       </w:hyperlink>
       <w:r>
         <w:t xml:space="preserve">.</w:t>
       </w:r>
     </w:p>
-    <w:bookmarkEnd w:id="85"/>
-    <w:bookmarkStart w:id="86" w:name="def-joint-pdf"/>
+    <w:bookmarkEnd w:id="87"/>
+    <w:bookmarkStart w:id="88" w:name="def-joint-pdf"/>
     <w:p>
       <w:pPr>
         <w:pStyle w:val="BodyText"/>
@@ -28374,7 +28870,7 @@
           <w:b/>
           <w:bCs/>
         </w:rPr>
-        <w:t xml:space="preserve">Definition 19 (Joint probability density function (joint density))</w:t>
+        <w:t xml:space="preserve">Definition 20 (Joint probability density function (joint density))</w:t>
       </w:r>
       <w:r>
         <w:t xml:space="preserve"> </w:t>
@@ -29049,7 +29545,7 @@
         </m:oMath>
       </m:oMathPara>
     </w:p>
-    <w:bookmarkEnd w:id="86"/>
+    <w:bookmarkEnd w:id="88"/>
     <w:p>
       <w:pPr>
         <w:pStyle w:val="FirstParagraph"/>
@@ -29070,7 +29566,7 @@
       <w:r>
         <w:t xml:space="preserve"> </w:t>
       </w:r>
-      <w:hyperlink r:id="rId75">
+      <w:hyperlink r:id="rId77">
         <w:r>
           <w:rPr>
             <w:rStyle w:val="Hyperlink"/>
@@ -29102,7 +29598,7 @@
         <w:t xml:space="preserve">every region that arises in these notes is in it.</w:t>
       </w:r>
     </w:p>
-    <w:bookmarkStart w:id="87" w:name="exm-joint-pdf"/>
+    <w:bookmarkStart w:id="89" w:name="exm-joint-pdf"/>
     <w:p>
       <w:pPr>
         <w:pStyle w:val="BodyText"/>
@@ -29112,7 +29608,7 @@
           <w:b/>
           <w:bCs/>
         </w:rPr>
-        <w:t xml:space="preserve">Example 24 (A joint density on a triangle)</w:t>
+        <w:t xml:space="preserve">Example 25 (A joint density on a triangle)</w:t>
       </w:r>
       <w:r>
         <w:t xml:space="preserve"> </w:t>
@@ -29739,8 +30235,8 @@
         </m:oMath>
       </m:oMathPara>
     </w:p>
-    <w:bookmarkEnd w:id="87"/>
-    <w:bookmarkStart w:id="88" w:name="thm-no-joint-density-diagonal"/>
+    <w:bookmarkEnd w:id="89"/>
+    <w:bookmarkStart w:id="90" w:name="thm-no-joint-density-diagonal"/>
     <w:p>
       <w:pPr>
         <w:pStyle w:val="FirstParagraph"/>
@@ -29828,7 +30324,7 @@
         <w:t xml:space="preserve">.</w:t>
       </w:r>
     </w:p>
-    <w:bookmarkEnd w:id="88"/>
+    <w:bookmarkEnd w:id="90"/>
     <w:p>
       <w:pPr>
         <w:pStyle w:val="BodyText"/>
@@ -30895,7 +31391,7 @@
       <w:r>
         <w:t xml:space="preserve">(</w:t>
       </w:r>
-      <w:hyperlink r:id="rId89">
+      <w:hyperlink r:id="rId91">
         <w:r>
           <w:rPr>
             <w:rStyle w:val="Hyperlink"/>
@@ -30916,7 +31412,7 @@
         <w:t xml:space="preserve">, Theorem 18.3).</w:t>
       </w:r>
     </w:p>
-    <w:bookmarkStart w:id="90" w:name="thm-marginal-density"/>
+    <w:bookmarkStart w:id="92" w:name="thm-marginal-density"/>
     <w:p>
       <w:pPr>
         <w:pStyle w:val="BodyText"/>
@@ -31143,7 +31639,7 @@
         </m:oMath>
       </m:oMathPara>
     </w:p>
-    <w:bookmarkEnd w:id="90"/>
+    <w:bookmarkEnd w:id="92"/>
     <w:p>
       <w:pPr>
         <w:pStyle w:val="FirstParagraph"/>
@@ -31911,7 +32407,7 @@
       <w:r>
         <w:t xml:space="preserve">(</w:t>
       </w:r>
-      <w:hyperlink r:id="rId89">
+      <w:hyperlink r:id="rId91">
         <w:r>
           <w:rPr>
             <w:rStyle w:val="Hyperlink"/>
@@ -31968,14 +32464,14 @@
           <w:rPr>
             <w:rStyle w:val="Hyperlink"/>
           </w:rPr>
-          <w:t xml:space="preserve">Definition 7</w:t>
+          <w:t xml:space="preserve">Definition 8</w:t>
         </w:r>
       </w:hyperlink>
       <w:r>
         <w:t xml:space="preserve">.</w:t>
       </w:r>
     </w:p>
-    <w:bookmarkStart w:id="91" w:name="exm-marginal-density"/>
+    <w:bookmarkStart w:id="93" w:name="exm-marginal-density"/>
     <w:p>
       <w:pPr>
         <w:pStyle w:val="BodyText"/>
@@ -31985,7 +32481,7 @@
           <w:b/>
           <w:bCs/>
         </w:rPr>
-        <w:t xml:space="preserve">Example 25 (Marginal densities on the triangle)</w:t>
+        <w:t xml:space="preserve">Example 26 (Marginal densities on the triangle)</w:t>
       </w:r>
       <w:r>
         <w:t xml:space="preserve"> </w:t>
@@ -32001,7 +32497,7 @@
           <w:rPr>
             <w:rStyle w:val="Hyperlink"/>
           </w:rPr>
-          <w:t xml:space="preserve">Example 24</w:t>
+          <w:t xml:space="preserve">Example 25</w:t>
         </w:r>
       </w:hyperlink>
       <w:r>
@@ -32661,8 +33157,8 @@
         <w:t xml:space="preserve">.</w:t>
       </w:r>
     </w:p>
-    <w:bookmarkEnd w:id="91"/>
-    <w:bookmarkStart w:id="92" w:name="def-joint-density-mass"/>
+    <w:bookmarkEnd w:id="93"/>
+    <w:bookmarkStart w:id="94" w:name="def-joint-density-mass"/>
     <w:p>
       <w:pPr>
         <w:pStyle w:val="BodyText"/>
@@ -32672,7 +33168,7 @@
           <w:b/>
           <w:bCs/>
         </w:rPr>
-        <w:t xml:space="preserve">Definition 20 (Joint density-mass function)</w:t>
+        <w:t xml:space="preserve">Definition 21 (Joint density-mass function)</w:t>
       </w:r>
       <w:r>
         <w:t xml:space="preserve"> </w:t>
@@ -33130,7 +33626,7 @@
         </m:oMath>
       </m:oMathPara>
     </w:p>
-    <w:bookmarkEnd w:id="92"/>
+    <w:bookmarkEnd w:id="94"/>
     <w:p>
       <w:pPr>
         <w:pStyle w:val="FirstParagraph"/>
@@ -33322,7 +33818,7 @@
         <w:t xml:space="preserve">.</w:t>
       </w:r>
     </w:p>
-    <w:bookmarkStart w:id="93" w:name="cor-joint-density-mass-marginal"/>
+    <w:bookmarkStart w:id="95" w:name="cor-joint-density-mass-marginal"/>
     <w:p>
       <w:pPr>
         <w:pStyle w:val="BodyText"/>
@@ -33586,7 +34082,7 @@
         </m:oMath>
       </m:oMathPara>
     </w:p>
-    <w:bookmarkEnd w:id="93"/>
+    <w:bookmarkEnd w:id="95"/>
     <w:p>
       <w:pPr>
         <w:pStyle w:val="FirstParagraph"/>
@@ -34145,7 +34641,7 @@
         </m:oMath>
       </m:oMathPara>
     </w:p>
-    <w:bookmarkStart w:id="94" w:name="exm-joint-density-mass"/>
+    <w:bookmarkStart w:id="96" w:name="exm-joint-density-mass"/>
     <w:p>
       <w:pPr>
         <w:pStyle w:val="FirstParagraph"/>
@@ -34155,7 +34651,7 @@
           <w:b/>
           <w:bCs/>
         </w:rPr>
-        <w:t xml:space="preserve">Example 26 (A coin flip and a waiting time)</w:t>
+        <w:t xml:space="preserve">Example 27 (A coin flip and a waiting time)</w:t>
       </w:r>
       <w:r>
         <w:t xml:space="preserve"> </w:t>
@@ -34767,8 +35263,8 @@
         </m:oMath>
       </m:oMathPara>
     </w:p>
-    <w:bookmarkEnd w:id="94"/>
-    <w:bookmarkStart w:id="97" w:name="sec-joint-marginal"/>
+    <w:bookmarkEnd w:id="96"/>
+    <w:bookmarkStart w:id="99" w:name="sec-joint-marginal"/>
     <w:p>
       <w:pPr>
         <w:pStyle w:val="Heading3"/>
@@ -35811,7 +36307,7 @@
         <w:t xml:space="preserve">.</w:t>
       </w:r>
     </w:p>
-    <w:bookmarkStart w:id="96" w:name="exm-meteorite"/>
+    <w:bookmarkStart w:id="98" w:name="exm-meteorite"/>
     <w:p>
       <w:pPr>
         <w:pStyle w:val="BodyText"/>
@@ -35821,7 +36317,7 @@
           <w:b/>
           <w:bCs/>
         </w:rPr>
-        <w:t xml:space="preserve">Example 27 (Joint probabilities and marginalization)</w:t>
+        <w:t xml:space="preserve">Example 28 (Joint probabilities and marginalization)</w:t>
       </w:r>
       <w:r>
         <w:t xml:space="preserve"> </w:t>
@@ -36103,7 +36599,7 @@
       <w:tr>
         <w:tc>
           <w:tcPr/>
-          <w:bookmarkStart w:id="95" w:name="tbl-meteorite"/>
+          <w:bookmarkStart w:id="97" w:name="tbl-meteorite"/>
           <w:p>
             <w:pPr>
               <w:jc w:val="center"/>
@@ -36527,7 +37023,7 @@
               </w:tc>
             </w:tr>
           </w:tbl>
-          <w:bookmarkEnd w:id="95"/>
+          <w:bookmarkEnd w:id="97"/>
           <w:p/>
         </w:tc>
       </w:tr>
@@ -37053,9 +37549,9 @@
         <w:t xml:space="preserve">), so having one is very weak evidence that an astronomical rarity occurred.</w:t>
       </w:r>
     </w:p>
-    <w:bookmarkEnd w:id="96"/>
-    <w:bookmarkEnd w:id="97"/>
-    <w:bookmarkStart w:id="106" w:name="sec-continuous-distributions"/>
+    <w:bookmarkEnd w:id="98"/>
+    <w:bookmarkEnd w:id="99"/>
+    <w:bookmarkStart w:id="108" w:name="sec-continuous-distributions"/>
     <w:p>
       <w:pPr>
         <w:pStyle w:val="Heading3"/>
@@ -37480,7 +37976,7 @@
         </m:oMath>
       </m:oMathPara>
     </w:p>
-    <w:bookmarkStart w:id="98" w:name="thm-zero-point-prob"/>
+    <w:bookmarkStart w:id="100" w:name="thm-zero-point-prob"/>
     <w:p>
       <w:pPr>
         <w:pStyle w:val="FirstParagraph"/>
@@ -37574,7 +38070,7 @@
         </m:oMath>
       </m:oMathPara>
     </w:p>
-    <w:bookmarkEnd w:id="98"/>
+    <w:bookmarkEnd w:id="100"/>
     <w:p>
       <w:pPr>
         <w:pStyle w:val="FirstParagraph"/>
@@ -38217,18 +38713,18 @@
                 <wp:inline>
                   <wp:extent cx="152400" cy="152400"/>
                   <wp:effectExtent b="0" l="0" r="0" t="0"/>
-                  <wp:docPr descr="" title="" id="100" name="Picture"/>
+                  <wp:docPr descr="" title="" id="102" name="Picture"/>
                   <a:graphic>
                     <a:graphicData uri="http://schemas.openxmlformats.org/drawingml/2006/picture">
                       <pic:pic>
                         <pic:nvPicPr>
-                          <pic:cNvPr descr="/opt/quarto/share/formats/docx/tip.png" id="101" name="Picture"/>
+                          <pic:cNvPr descr="/opt/quarto/share/formats/docx/tip.png" id="103" name="Picture"/>
                           <pic:cNvPicPr>
                             <a:picLocks noChangeArrowheads="1" noChangeAspect="1"/>
                           </pic:cNvPicPr>
                         </pic:nvPicPr>
                         <pic:blipFill>
-                          <a:blip r:embed="rId99"/>
+                          <a:blip r:embed="rId101"/>
                           <a:stretch>
                             <a:fillRect/>
                           </a:stretch>
@@ -38290,7 +38786,7 @@
             <w:r>
               <w:t xml:space="preserve"> </w:t>
             </w:r>
-            <w:hyperlink r:id="rId102">
+            <w:hyperlink r:id="rId104">
               <w:r>
                 <w:rPr>
                   <w:rStyle w:val="Hyperlink"/>
@@ -38328,7 +38824,7 @@
             <w:r>
               <w:t xml:space="preserve"> </w:t>
             </w:r>
-            <w:hyperlink r:id="rId103">
+            <w:hyperlink r:id="rId105">
               <w:r>
                 <w:rPr>
                   <w:rStyle w:val="Hyperlink"/>
@@ -38354,7 +38850,7 @@
       <w:r>
         <w:t xml:space="preserve"> </w:t>
       </w:r>
-      <w:hyperlink r:id="rId104">
+      <w:hyperlink r:id="rId106">
         <w:r>
           <w:rPr>
             <w:rStyle w:val="Hyperlink"/>
@@ -38371,7 +38867,7 @@
       <w:r>
         <w:t xml:space="preserve"> </w:t>
       </w:r>
-      <w:hyperlink r:id="rId105">
+      <w:hyperlink r:id="rId107">
         <w:r>
           <w:rPr>
             <w:rStyle w:val="Hyperlink"/>
@@ -38401,9 +38897,9 @@
         <w:t xml:space="preserve">.</w:t>
       </w:r>
     </w:p>
-    <w:bookmarkEnd w:id="106"/>
-    <w:bookmarkEnd w:id="107"/>
-    <w:bookmarkStart w:id="127" w:name="sec-prob-haz"/>
+    <w:bookmarkEnd w:id="108"/>
+    <w:bookmarkEnd w:id="109"/>
+    <w:bookmarkStart w:id="129" w:name="sec-prob-haz"/>
     <w:p>
       <w:pPr>
         <w:pStyle w:val="Heading2"/>
@@ -38412,7 +38908,7 @@
         <w:t xml:space="preserve">3 Survival, hazard, and cumulative hazard functions</w:t>
       </w:r>
     </w:p>
-    <w:bookmarkStart w:id="108" w:name="def-surv-fn"/>
+    <w:bookmarkStart w:id="110" w:name="def-surv-fn"/>
     <w:p>
       <w:pPr>
         <w:pStyle w:val="FirstParagraph"/>
@@ -38422,7 +38918,7 @@
           <w:b/>
           <w:bCs/>
         </w:rPr>
-        <w:t xml:space="preserve">Definition 21 (Survival function (survivor function))</w:t>
+        <w:t xml:space="preserve">Definition 22 (Survival function (survivor function))</w:t>
       </w:r>
       <w:r>
         <w:t xml:space="preserve"> </w:t>
@@ -38631,7 +39127,7 @@
         </m:oMath>
       </m:oMathPara>
     </w:p>
-    <w:bookmarkEnd w:id="108"/>
+    <w:bookmarkEnd w:id="110"/>
     <w:p>
       <w:pPr>
         <w:pStyle w:val="FirstParagraph"/>
@@ -38725,7 +39221,7 @@
         <w:t xml:space="preserve">The definition itself applies to any random variable.</w:t>
       </w:r>
     </w:p>
-    <w:bookmarkStart w:id="109" w:name="thm-survival-expressions-1"/>
+    <w:bookmarkStart w:id="111" w:name="thm-survival-expressions-1"/>
     <w:p>
       <w:pPr>
         <w:pStyle w:val="BodyText"/>
@@ -39018,7 +39514,7 @@
         </m:oMath>
       </m:oMathPara>
     </w:p>
-    <w:bookmarkEnd w:id="109"/>
+    <w:bookmarkEnd w:id="111"/>
     <w:p>
       <w:pPr>
         <w:pStyle w:val="FirstParagraph"/>
@@ -39741,7 +40237,7 @@
         </m:oMath>
       </m:oMathPara>
     </w:p>
-    <w:bookmarkStart w:id="110" w:name="exm-exp-survfn"/>
+    <w:bookmarkStart w:id="112" w:name="exm-exp-survfn"/>
     <w:p>
       <w:pPr>
         <w:pStyle w:val="FirstParagraph"/>
@@ -39751,7 +40247,7 @@
           <w:b/>
           <w:bCs/>
         </w:rPr>
-        <w:t xml:space="preserve">Example 28 (Survival function of an exponential distribution)</w:t>
+        <w:t xml:space="preserve">Example 29 (Survival function of an exponential distribution)</w:t>
       </w:r>
       <w:r>
         <w:t xml:space="preserve"> </w:t>
@@ -39801,7 +40297,7 @@
           <w:rPr>
             <w:rStyle w:val="Hyperlink"/>
           </w:rPr>
-          <w:t xml:space="preserve">Definition 12</w:t>
+          <w:t xml:space="preserve">Definition 13</w:t>
         </w:r>
       </w:hyperlink>
       <w:r>
@@ -40647,8 +41143,8 @@
         <w:t xml:space="preserve">.</w:t>
       </w:r>
     </w:p>
-    <w:bookmarkEnd w:id="110"/>
-    <w:bookmarkStart w:id="112" w:name="def-hazard"/>
+    <w:bookmarkEnd w:id="112"/>
+    <w:bookmarkStart w:id="114" w:name="def-hazard"/>
     <w:p>
       <w:pPr>
         <w:pStyle w:val="BodyText"/>
@@ -40658,7 +41154,7 @@
           <w:b/>
           <w:bCs/>
         </w:rPr>
-        <w:t xml:space="preserve">Definition 22 (Hazard function (hazard rate, hazard rate function))</w:t>
+        <w:t xml:space="preserve">Definition 23 (Hazard function (hazard rate, hazard rate function))</w:t>
       </w:r>
       <w:r>
         <w:t xml:space="preserve"> </w:t>
@@ -40865,7 +41361,7 @@
       <w:r>
         <w:t xml:space="preserve"> </w:t>
       </w:r>
-      <w:hyperlink r:id="rId111">
+      <w:hyperlink r:id="rId113">
         <w:r>
           <w:rPr>
             <w:rStyle w:val="Hyperlink"/>
@@ -41106,7 +41602,7 @@
         </m:oMath>
       </m:oMathPara>
     </w:p>
-    <w:bookmarkEnd w:id="112"/>
+    <w:bookmarkEnd w:id="114"/>
     <w:p>
       <w:pPr>
         <w:pStyle w:val="FirstParagraph"/>
@@ -41593,7 +42089,7 @@
           <w:rPr>
             <w:rStyle w:val="Hyperlink"/>
           </w:rPr>
-          <w:t xml:space="preserve">Definition 22</w:t>
+          <w:t xml:space="preserve">Definition 23</w:t>
         </w:r>
       </w:hyperlink>
       <w:r>
@@ -41776,7 +42272,7 @@
         <w:t xml:space="preserve">The math is identical; only the name changes with the valence of the event.</w:t>
       </w:r>
     </w:p>
-    <w:bookmarkStart w:id="114" w:name="exm-hazard-exceeds-one"/>
+    <w:bookmarkStart w:id="116" w:name="exm-hazard-exceeds-one"/>
     <w:p>
       <w:pPr>
         <w:pStyle w:val="BodyText"/>
@@ -41786,7 +42282,7 @@
           <w:b/>
           <w:bCs/>
         </w:rPr>
-        <w:t xml:space="preserve">Example 29 (A hazard greater than 1)</w:t>
+        <w:t xml:space="preserve">Example 30 (A hazard greater than 1)</w:t>
       </w:r>
       <w:r>
         <w:t xml:space="preserve"> </w:t>
@@ -41799,7 +42295,7 @@
           <w:rPr>
             <w:rStyle w:val="Hyperlink"/>
           </w:rPr>
-          <w:t xml:space="preserve">Example 9</w:t>
+          <w:t xml:space="preserve">Example 10</w:t>
         </w:r>
       </w:hyperlink>
       <w:r>
@@ -41959,7 +42455,7 @@
           <w:rPr>
             <w:rStyle w:val="Hyperlink"/>
           </w:rPr>
-          <w:t xml:space="preserve">Example 28</w:t>
+          <w:t xml:space="preserve">Example 29</w:t>
         </w:r>
       </w:hyperlink>
       <w:r>
@@ -43284,7 +43780,7 @@
       <w:r>
         <w:t xml:space="preserve"> </w:t>
       </w:r>
-      <w:hyperlink r:id="rId113">
+      <w:hyperlink r:id="rId115">
         <w:r>
           <w:rPr>
             <w:rStyle w:val="Hyperlink"/>
@@ -43888,8 +44384,8 @@
         <w:t xml:space="preserve">a hazard is a rate, not a probability.</w:t>
       </w:r>
     </w:p>
-    <w:bookmarkEnd w:id="114"/>
-    <w:bookmarkStart w:id="115" w:name="def-discrete-hazard"/>
+    <w:bookmarkEnd w:id="116"/>
+    <w:bookmarkStart w:id="117" w:name="def-discrete-hazard"/>
     <w:p>
       <w:pPr>
         <w:pStyle w:val="BodyText"/>
@@ -43899,7 +44395,7 @@
           <w:b/>
           <w:bCs/>
         </w:rPr>
-        <w:t xml:space="preserve">Definition 23 (Discrete-time hazard)</w:t>
+        <w:t xml:space="preserve">Definition 24 (Discrete-time hazard)</w:t>
       </w:r>
       <w:r>
         <w:t xml:space="preserve"> </w:t>
@@ -44021,7 +44517,7 @@
       <w:r>
         <w:t xml:space="preserve"> </w:t>
       </w:r>
-      <w:hyperlink r:id="rId111">
+      <w:hyperlink r:id="rId113">
         <w:r>
           <w:rPr>
             <w:rStyle w:val="Hyperlink"/>
@@ -44141,8 +44637,8 @@
         </m:oMath>
       </m:oMathPara>
     </w:p>
-    <w:bookmarkEnd w:id="115"/>
-    <w:bookmarkStart w:id="116" w:name="exm-discrete-hazard"/>
+    <w:bookmarkEnd w:id="117"/>
+    <w:bookmarkStart w:id="118" w:name="exm-discrete-hazard"/>
     <w:p>
       <w:pPr>
         <w:pStyle w:val="FirstParagraph"/>
@@ -44152,7 +44648,7 @@
           <w:b/>
           <w:bCs/>
         </w:rPr>
-        <w:t xml:space="preserve">Example 30 (Rolling until the first six)</w:t>
+        <w:t xml:space="preserve">Example 31 (Rolling until the first six)</w:t>
       </w:r>
       <w:r>
         <w:t xml:space="preserve"> </w:t>
@@ -44886,8 +45382,8 @@
         <w:t xml:space="preserve">having gone without a six so far does not change the chance of a six on the next roll.</w:t>
       </w:r>
     </w:p>
-    <w:bookmarkEnd w:id="116"/>
-    <w:bookmarkStart w:id="117" w:name="cor-discrete-hazard-unit-interval"/>
+    <w:bookmarkEnd w:id="118"/>
+    <w:bookmarkStart w:id="119" w:name="cor-discrete-hazard-unit-interval"/>
     <w:p>
       <w:pPr>
         <w:pStyle w:val="BodyText"/>
@@ -45119,7 +45615,7 @@
         </m:oMath>
       </m:oMathPara>
     </w:p>
-    <w:bookmarkEnd w:id="117"/>
+    <w:bookmarkEnd w:id="119"/>
     <w:p>
       <w:pPr>
         <w:pStyle w:val="FirstParagraph"/>
@@ -45832,7 +46328,7 @@
           <w:rPr>
             <w:rStyle w:val="Hyperlink"/>
           </w:rPr>
-          <w:t xml:space="preserve">Example 29</w:t>
+          <w:t xml:space="preserve">Example 30</w:t>
         </w:r>
       </w:hyperlink>
       <w:r>
@@ -45845,7 +46341,7 @@
         <w:t xml:space="preserve">the discrete-time hazard is a probability.</w:t>
       </w:r>
     </w:p>
-    <w:bookmarkStart w:id="118" w:name="thm-hazard-dens-surv"/>
+    <w:bookmarkStart w:id="120" w:name="thm-hazard-dens-surv"/>
     <w:p>
       <w:pPr>
         <w:pStyle w:val="BodyText"/>
@@ -46117,7 +46613,7 @@
         </m:oMath>
       </m:oMathPara>
     </w:p>
-    <w:bookmarkEnd w:id="118"/>
+    <w:bookmarkEnd w:id="120"/>
     <w:p>
       <w:pPr>
         <w:pStyle w:val="FirstParagraph"/>
@@ -46320,7 +46816,7 @@
       <w:r>
         <w:t xml:space="preserve"> </w:t>
       </w:r>
-      <w:hyperlink r:id="rId113">
+      <w:hyperlink r:id="rId115">
         <w:r>
           <w:rPr>
             <w:rStyle w:val="Hyperlink"/>
@@ -47680,7 +48176,7 @@
         </m:oMath>
       </m:oMathPara>
     </w:p>
-    <w:bookmarkStart w:id="119" w:name="exm-exp-haz"/>
+    <w:bookmarkStart w:id="121" w:name="exm-exp-haz"/>
     <w:p>
       <w:pPr>
         <w:pStyle w:val="FirstParagraph"/>
@@ -47690,7 +48186,7 @@
           <w:b/>
           <w:bCs/>
         </w:rPr>
-        <w:t xml:space="preserve">Example 31 (Hazard function of an exponential distribution)</w:t>
+        <w:t xml:space="preserve">Example 32 (Hazard function of an exponential distribution)</w:t>
       </w:r>
       <w:r>
         <w:t xml:space="preserve"> </w:t>
@@ -47706,7 +48202,7 @@
           <w:rPr>
             <w:rStyle w:val="Hyperlink"/>
           </w:rPr>
-          <w:t xml:space="preserve">Example 28</w:t>
+          <w:t xml:space="preserve">Example 29</w:t>
         </w:r>
       </w:hyperlink>
       <w:r>
@@ -48076,7 +48572,7 @@
           <w:rPr>
             <w:rStyle w:val="Hyperlink"/>
           </w:rPr>
-          <w:t xml:space="preserve">Definition 22</w:t>
+          <w:t xml:space="preserve">Definition 23</w:t>
         </w:r>
       </w:hyperlink>
       <w:r>
@@ -48400,8 +48896,8 @@
         <w:t xml:space="preserve">.</w:t>
       </w:r>
     </w:p>
-    <w:bookmarkEnd w:id="119"/>
-    <w:bookmarkStart w:id="120" w:name="def-cuhaz"/>
+    <w:bookmarkEnd w:id="121"/>
+    <w:bookmarkStart w:id="122" w:name="def-cuhaz"/>
     <w:p>
       <w:pPr>
         <w:pStyle w:val="BodyText"/>
@@ -48411,7 +48907,7 @@
           <w:b/>
           <w:bCs/>
         </w:rPr>
-        <w:t xml:space="preserve">Definition 24 (Cumulative hazard function)</w:t>
+        <w:t xml:space="preserve">Definition 25 (Cumulative hazard function)</w:t>
       </w:r>
       <w:r>
         <w:t xml:space="preserve"> </w:t>
@@ -48665,8 +49161,8 @@
         </m:oMath>
       </m:oMathPara>
     </w:p>
-    <w:bookmarkEnd w:id="120"/>
-    <w:bookmarkStart w:id="121" w:name="exm-exp-cumhaz"/>
+    <w:bookmarkEnd w:id="122"/>
+    <w:bookmarkStart w:id="123" w:name="exm-exp-cumhaz"/>
     <w:p>
       <w:pPr>
         <w:pStyle w:val="FirstParagraph"/>
@@ -48676,7 +49172,7 @@
           <w:b/>
           <w:bCs/>
         </w:rPr>
-        <w:t xml:space="preserve">Example 32 (Cumulative hazard function of an exponential distribution)</w:t>
+        <w:t xml:space="preserve">Example 33 (Cumulative hazard function of an exponential distribution)</w:t>
       </w:r>
       <w:r>
         <w:t xml:space="preserve"> </w:t>
@@ -48692,7 +49188,7 @@
           <w:rPr>
             <w:rStyle w:val="Hyperlink"/>
           </w:rPr>
-          <w:t xml:space="preserve">Example 31</w:t>
+          <w:t xml:space="preserve">Example 32</w:t>
         </w:r>
       </w:hyperlink>
       <w:r>
@@ -49130,8 +49626,8 @@
         <w:t xml:space="preserve">.</w:t>
       </w:r>
     </w:p>
-    <w:bookmarkEnd w:id="121"/>
-    <w:bookmarkStart w:id="122" w:name="cor-cuhaz-nonneg"/>
+    <w:bookmarkEnd w:id="123"/>
+    <w:bookmarkStart w:id="124" w:name="cor-cuhaz-nonneg"/>
     <w:p>
       <w:pPr>
         <w:pStyle w:val="BodyText"/>
@@ -49369,7 +49865,7 @@
         </m:oMath>
       </m:oMathPara>
     </w:p>
-    <w:bookmarkEnd w:id="122"/>
+    <w:bookmarkEnd w:id="124"/>
     <w:p>
       <w:pPr>
         <w:pStyle w:val="FirstParagraph"/>
@@ -51042,7 +51538,7 @@
         <w:t xml:space="preserve">is the form most survival-analysis texts use.</w:t>
       </w:r>
     </w:p>
-    <w:bookmarkStart w:id="124" w:name="cor-surv-int-haz"/>
+    <w:bookmarkStart w:id="126" w:name="cor-surv-int-haz"/>
     <w:p>
       <w:pPr>
         <w:pStyle w:val="BodyText"/>
@@ -51253,7 +51749,7 @@
       <w:pPr>
         <w:pStyle w:val="BodyText"/>
       </w:pPr>
-      <w:bookmarkStart w:id="123" w:name="eq-surv-int-haz"/>
+      <w:bookmarkStart w:id="125" w:name="eq-surv-int-haz"/>
       <m:oMathPara>
         <m:oMathParaPr>
           <m:jc m:val="center"/>
@@ -51355,9 +51851,9 @@
           </m:r>
         </m:oMath>
       </m:oMathPara>
-      <w:bookmarkEnd w:id="123"/>
+      <w:bookmarkEnd w:id="125"/>
     </w:p>
-    <w:bookmarkEnd w:id="124"/>
+    <w:bookmarkEnd w:id="126"/>
     <w:p>
       <w:pPr>
         <w:pStyle w:val="FirstParagraph"/>
@@ -52933,7 +53429,7 @@
         <w:t xml:space="preserve">.</w:t>
       </w:r>
     </w:p>
-    <w:bookmarkStart w:id="125" w:name="exm-exp-surv-int-haz"/>
+    <w:bookmarkStart w:id="127" w:name="exm-exp-surv-int-haz"/>
     <w:p>
       <w:pPr>
         <w:pStyle w:val="BodyText"/>
@@ -52943,7 +53439,7 @@
           <w:b/>
           <w:bCs/>
         </w:rPr>
-        <w:t xml:space="preserve">Example 33 (Recovering the exponential survival function from its cumulative hazard)</w:t>
+        <w:t xml:space="preserve">Example 34 (Recovering the exponential survival function from its cumulative hazard)</w:t>
       </w:r>
       <w:r>
         <w:t xml:space="preserve"> </w:t>
@@ -52959,7 +53455,7 @@
           <w:rPr>
             <w:rStyle w:val="Hyperlink"/>
           </w:rPr>
-          <w:t xml:space="preserve">Example 32</w:t>
+          <w:t xml:space="preserve">Example 33</w:t>
         </w:r>
       </w:hyperlink>
       <w:r>
@@ -53213,14 +53709,14 @@
           <w:rPr>
             <w:rStyle w:val="Hyperlink"/>
           </w:rPr>
-          <w:t xml:space="preserve">Example 28</w:t>
+          <w:t xml:space="preserve">Example 29</w:t>
         </w:r>
       </w:hyperlink>
       <w:r>
         <w:t xml:space="preserve">.</w:t>
       </w:r>
     </w:p>
-    <w:bookmarkEnd w:id="125"/>
+    <w:bookmarkEnd w:id="127"/>
     <w:tbl>
       <w:tblPr>
         <w:tblStyle w:val="Table"/>
@@ -53234,7 +53730,7 @@
       <w:tr>
         <w:tc>
           <w:tcPr/>
-          <w:bookmarkStart w:id="126" w:name="tbl-prob-dist-fns"/>
+          <w:bookmarkStart w:id="128" w:name="tbl-prob-dist-fns"/>
           <w:p>
             <w:pPr>
               <w:jc w:val="center"/>
@@ -54205,7 +54701,7 @@
               </w:tc>
             </w:tr>
           </w:tbl>
-          <w:bookmarkEnd w:id="126"/>
+          <w:bookmarkEnd w:id="128"/>
           <w:p/>
         </w:tc>
       </w:tr>
@@ -55171,8 +55667,8 @@
         </m:oMath>
       </m:oMathPara>
     </w:p>
-    <w:bookmarkEnd w:id="127"/>
-    <w:bookmarkStart w:id="173" w:name="references"/>
+    <w:bookmarkEnd w:id="129"/>
+    <w:bookmarkStart w:id="175" w:name="references"/>
     <w:p>
       <w:pPr>
         <w:pStyle w:val="Heading2"/>
@@ -55181,8 +55677,8 @@
         <w:t xml:space="preserve">References</w:t>
       </w:r>
     </w:p>
-    <w:bookmarkStart w:id="172" w:name="refs"/>
-    <w:bookmarkStart w:id="129" w:name="ref-wikipedia_random_variable"/>
+    <w:bookmarkStart w:id="174" w:name="refs"/>
+    <w:bookmarkStart w:id="131" w:name="ref-wikipedia_random_variable"/>
     <w:p>
       <w:pPr>
         <w:pStyle w:val="Bibliography"/>
@@ -55229,7 +55725,7 @@
       <w:r>
         <w:t xml:space="preserve"> </w:t>
       </w:r>
-      <w:hyperlink r:id="rId128">
+      <w:hyperlink r:id="rId130">
         <w:r>
           <w:rPr>
             <w:rStyle w:val="Hyperlink"/>
@@ -55238,8 +55734,8 @@
         </w:r>
       </w:hyperlink>
     </w:p>
-    <w:bookmarkEnd w:id="129"/>
-    <w:bookmarkStart w:id="131" w:name="ref-wikipedia_probability_mass_function"/>
+    <w:bookmarkEnd w:id="131"/>
+    <w:bookmarkStart w:id="133" w:name="ref-wikipedia_probability_mass_function"/>
     <w:p>
       <w:pPr>
         <w:pStyle w:val="Bibliography"/>
@@ -55286,7 +55782,7 @@
       <w:r>
         <w:t xml:space="preserve"> </w:t>
       </w:r>
-      <w:hyperlink r:id="rId130">
+      <w:hyperlink r:id="rId132">
         <w:r>
           <w:rPr>
             <w:rStyle w:val="Hyperlink"/>
@@ -55295,8 +55791,8 @@
         </w:r>
       </w:hyperlink>
     </w:p>
-    <w:bookmarkEnd w:id="131"/>
-    <w:bookmarkStart w:id="133" w:name="ref-wikipedia_bernoulli_distribution"/>
+    <w:bookmarkEnd w:id="133"/>
+    <w:bookmarkStart w:id="135" w:name="ref-wikipedia_bernoulli_distribution"/>
     <w:p>
       <w:pPr>
         <w:pStyle w:val="Bibliography"/>
@@ -55343,7 +55839,7 @@
       <w:r>
         <w:t xml:space="preserve"> </w:t>
       </w:r>
-      <w:hyperlink r:id="rId132">
+      <w:hyperlink r:id="rId134">
         <w:r>
           <w:rPr>
             <w:rStyle w:val="Hyperlink"/>
@@ -55352,8 +55848,8 @@
         </w:r>
       </w:hyperlink>
     </w:p>
-    <w:bookmarkEnd w:id="133"/>
-    <w:bookmarkStart w:id="135" w:name="X284569a1076713b35b76605781ea41e303e6132"/>
+    <w:bookmarkEnd w:id="135"/>
+    <w:bookmarkStart w:id="137" w:name="X284569a1076713b35b76605781ea41e303e6132"/>
     <w:p>
       <w:pPr>
         <w:pStyle w:val="Bibliography"/>
@@ -55400,7 +55896,7 @@
       <w:r>
         <w:t xml:space="preserve"> </w:t>
       </w:r>
-      <w:hyperlink r:id="rId134">
+      <w:hyperlink r:id="rId136">
         <w:r>
           <w:rPr>
             <w:rStyle w:val="Hyperlink"/>
@@ -55409,8 +55905,8 @@
         </w:r>
       </w:hyperlink>
     </w:p>
-    <w:bookmarkEnd w:id="135"/>
-    <w:bookmarkStart w:id="137" w:name="X8e40b323e1cebef129773974979d417183cf94f"/>
+    <w:bookmarkEnd w:id="137"/>
+    <w:bookmarkStart w:id="139" w:name="X8e40b323e1cebef129773974979d417183cf94f"/>
     <w:p>
       <w:pPr>
         <w:pStyle w:val="Bibliography"/>
@@ -55457,7 +55953,7 @@
       <w:r>
         <w:t xml:space="preserve"> </w:t>
       </w:r>
-      <w:hyperlink r:id="rId136">
+      <w:hyperlink r:id="rId138">
         <w:r>
           <w:rPr>
             <w:rStyle w:val="Hyperlink"/>
@@ -55466,8 +55962,8 @@
         </w:r>
       </w:hyperlink>
     </w:p>
-    <w:bookmarkEnd w:id="137"/>
-    <w:bookmarkStart w:id="139" w:name="ref-wikipedia_normal_distribution"/>
+    <w:bookmarkEnd w:id="139"/>
+    <w:bookmarkStart w:id="141" w:name="ref-wikipedia_normal_distribution"/>
     <w:p>
       <w:pPr>
         <w:pStyle w:val="Bibliography"/>
@@ -55514,7 +56010,7 @@
       <w:r>
         <w:t xml:space="preserve"> </w:t>
       </w:r>
-      <w:hyperlink r:id="rId138">
+      <w:hyperlink r:id="rId140">
         <w:r>
           <w:rPr>
             <w:rStyle w:val="Hyperlink"/>
@@ -55523,8 +56019,8 @@
         </w:r>
       </w:hyperlink>
     </w:p>
-    <w:bookmarkEnd w:id="139"/>
-    <w:bookmarkStart w:id="141" w:name="ref-CaseBerg01"/>
+    <w:bookmarkEnd w:id="141"/>
+    <w:bookmarkStart w:id="143" w:name="ref-CaseBerg01"/>
     <w:p>
       <w:pPr>
         <w:pStyle w:val="Bibliography"/>
@@ -55557,7 +56053,7 @@
       <w:r>
         <w:t xml:space="preserve"> </w:t>
       </w:r>
-      <w:hyperlink r:id="rId140">
+      <w:hyperlink r:id="rId142">
         <w:r>
           <w:rPr>
             <w:rStyle w:val="Hyperlink"/>
@@ -55566,8 +56062,8 @@
         </w:r>
       </w:hyperlink>
     </w:p>
-    <w:bookmarkEnd w:id="141"/>
-    <w:bookmarkStart w:id="143" w:name="ref-wikipedia_exponential_distribution"/>
+    <w:bookmarkEnd w:id="143"/>
+    <w:bookmarkStart w:id="145" w:name="ref-wikipedia_exponential_distribution"/>
     <w:p>
       <w:pPr>
         <w:pStyle w:val="Bibliography"/>
@@ -55614,7 +56110,7 @@
       <w:r>
         <w:t xml:space="preserve"> </w:t>
       </w:r>
-      <w:hyperlink r:id="rId142">
+      <w:hyperlink r:id="rId144">
         <w:r>
           <w:rPr>
             <w:rStyle w:val="Hyperlink"/>
@@ -55623,8 +56119,8 @@
         </w:r>
       </w:hyperlink>
     </w:p>
-    <w:bookmarkEnd w:id="143"/>
-    <w:bookmarkStart w:id="145" w:name="X94f7c881ef14f58a67183d1131099bc3b3af124"/>
+    <w:bookmarkEnd w:id="145"/>
+    <w:bookmarkStart w:id="147" w:name="X94f7c881ef14f58a67183d1131099bc3b3af124"/>
     <w:p>
       <w:pPr>
         <w:pStyle w:val="Bibliography"/>
@@ -55671,7 +56167,7 @@
       <w:r>
         <w:t xml:space="preserve"> </w:t>
       </w:r>
-      <w:hyperlink r:id="rId144">
+      <w:hyperlink r:id="rId146">
         <w:r>
           <w:rPr>
             <w:rStyle w:val="Hyperlink"/>
@@ -55680,8 +56176,8 @@
         </w:r>
       </w:hyperlink>
     </w:p>
-    <w:bookmarkEnd w:id="145"/>
-    <w:bookmarkStart w:id="146" w:name="ref-billingsley1995probability"/>
+    <w:bookmarkEnd w:id="147"/>
+    <w:bookmarkStart w:id="148" w:name="ref-billingsley1995probability"/>
     <w:p>
       <w:pPr>
         <w:pStyle w:val="Bibliography"/>
@@ -55712,8 +56208,8 @@
         <w:t xml:space="preserve">, 3rd ed. in Wiley series in probability and mathematical statistics. New York: Wiley, 1995.</w:t>
       </w:r>
     </w:p>
-    <w:bookmarkEnd w:id="146"/>
-    <w:bookmarkStart w:id="148" w:name="ref-wikipedia_quantile_function"/>
+    <w:bookmarkEnd w:id="148"/>
+    <w:bookmarkStart w:id="150" w:name="ref-wikipedia_quantile_function"/>
     <w:p>
       <w:pPr>
         <w:pStyle w:val="Bibliography"/>
@@ -55760,7 +56256,7 @@
       <w:r>
         <w:t xml:space="preserve"> </w:t>
       </w:r>
-      <w:hyperlink r:id="rId147">
+      <w:hyperlink r:id="rId149">
         <w:r>
           <w:rPr>
             <w:rStyle w:val="Hyperlink"/>
@@ -55769,8 +56265,8 @@
         </w:r>
       </w:hyperlink>
     </w:p>
-    <w:bookmarkEnd w:id="148"/>
-    <w:bookmarkStart w:id="149" w:name="ref-me4"/>
+    <w:bookmarkEnd w:id="150"/>
+    <w:bookmarkStart w:id="151" w:name="ref-me4"/>
     <w:p>
       <w:pPr>
         <w:pStyle w:val="Bibliography"/>
@@ -55801,8 +56297,8 @@
         <w:t xml:space="preserve">, Fourth edition. Philadelphia: Wolters Kluwer, 2021.</w:t>
       </w:r>
     </w:p>
-    <w:bookmarkEnd w:id="149"/>
-    <w:bookmarkStart w:id="151" w:name="Xaf27294aed242081dab0bdcf1e3d8373c0fed17"/>
+    <w:bookmarkEnd w:id="151"/>
+    <w:bookmarkStart w:id="153" w:name="Xaf27294aed242081dab0bdcf1e3d8373c0fed17"/>
     <w:p>
       <w:pPr>
         <w:pStyle w:val="Bibliography"/>
@@ -55849,7 +56345,7 @@
       <w:r>
         <w:t xml:space="preserve"> </w:t>
       </w:r>
-      <w:hyperlink r:id="rId150">
+      <w:hyperlink r:id="rId152">
         <w:r>
           <w:rPr>
             <w:rStyle w:val="Hyperlink"/>
@@ -55858,8 +56354,8 @@
         </w:r>
       </w:hyperlink>
     </w:p>
-    <w:bookmarkEnd w:id="151"/>
-    <w:bookmarkStart w:id="153" w:name="ref-wikipedia_marginal_distribution"/>
+    <w:bookmarkEnd w:id="153"/>
+    <w:bookmarkStart w:id="155" w:name="ref-wikipedia_marginal_distribution"/>
     <w:p>
       <w:pPr>
         <w:pStyle w:val="Bibliography"/>
@@ -55906,7 +56402,7 @@
       <w:r>
         <w:t xml:space="preserve"> </w:t>
       </w:r>
-      <w:hyperlink r:id="rId152">
+      <w:hyperlink r:id="rId154">
         <w:r>
           <w:rPr>
             <w:rStyle w:val="Hyperlink"/>
@@ -55915,8 +56411,8 @@
         </w:r>
       </w:hyperlink>
     </w:p>
-    <w:bookmarkEnd w:id="153"/>
-    <w:bookmarkStart w:id="154" w:name="ref-hutchinson2024data471"/>
+    <w:bookmarkEnd w:id="155"/>
+    <w:bookmarkStart w:id="156" w:name="ref-hutchinson2024data471"/>
     <w:p>
       <w:pPr>
         <w:pStyle w:val="Bibliography"/>
@@ -55955,8 +56451,8 @@
         <w:t xml:space="preserve">Western Washington University, 2024.</w:t>
       </w:r>
     </w:p>
-    <w:bookmarkEnd w:id="154"/>
-    <w:bookmarkStart w:id="156" w:name="ref-hutchinson_wwu_ml_videos"/>
+    <w:bookmarkEnd w:id="156"/>
+    <w:bookmarkStart w:id="158" w:name="ref-hutchinson_wwu_ml_videos"/>
     <w:p>
       <w:pPr>
         <w:pStyle w:val="Bibliography"/>
@@ -56009,7 +56505,7 @@
       <w:r>
         <w:t xml:space="preserve"> </w:t>
       </w:r>
-      <w:hyperlink r:id="rId155">
+      <w:hyperlink r:id="rId157">
         <w:r>
           <w:rPr>
             <w:rStyle w:val="Hyperlink"/>
@@ -56018,8 +56514,8 @@
         </w:r>
       </w:hyperlink>
     </w:p>
-    <w:bookmarkEnd w:id="156"/>
-    <w:bookmarkStart w:id="158" w:name="ref-fiveminuteai_probstat"/>
+    <w:bookmarkEnd w:id="158"/>
+    <w:bookmarkStart w:id="160" w:name="ref-fiveminuteai_probstat"/>
     <w:p>
       <w:pPr>
         <w:pStyle w:val="Bibliography"/>
@@ -56051,7 +56547,7 @@
       <w:r>
         <w:t xml:space="preserve"> </w:t>
       </w:r>
-      <w:hyperlink r:id="rId157">
+      <w:hyperlink r:id="rId159">
         <w:r>
           <w:rPr>
             <w:rStyle w:val="Hyperlink"/>
@@ -56060,8 +56556,8 @@
         </w:r>
       </w:hyperlink>
     </w:p>
-    <w:bookmarkEnd w:id="158"/>
-    <w:bookmarkStart w:id="160" w:name="ref-wikipedia_survival_function"/>
+    <w:bookmarkEnd w:id="160"/>
+    <w:bookmarkStart w:id="162" w:name="ref-wikipedia_survival_function"/>
     <w:p>
       <w:pPr>
         <w:pStyle w:val="Bibliography"/>
@@ -56108,7 +56604,7 @@
       <w:r>
         <w:t xml:space="preserve"> </w:t>
       </w:r>
-      <w:hyperlink r:id="rId159">
+      <w:hyperlink r:id="rId161">
         <w:r>
           <w:rPr>
             <w:rStyle w:val="Hyperlink"/>
@@ -56117,8 +56613,8 @@
         </w:r>
       </w:hyperlink>
     </w:p>
-    <w:bookmarkEnd w:id="160"/>
-    <w:bookmarkStart w:id="162" w:name="ref-wikipedia_failure_rate"/>
+    <w:bookmarkEnd w:id="162"/>
+    <w:bookmarkStart w:id="164" w:name="ref-wikipedia_failure_rate"/>
     <w:p>
       <w:pPr>
         <w:pStyle w:val="Bibliography"/>
@@ -56165,7 +56661,7 @@
       <w:r>
         <w:t xml:space="preserve"> </w:t>
       </w:r>
-      <w:hyperlink r:id="rId161">
+      <w:hyperlink r:id="rId163">
         <w:r>
           <w:rPr>
             <w:rStyle w:val="Hyperlink"/>
@@ -56174,8 +56670,8 @@
         </w:r>
       </w:hyperlink>
     </w:p>
-    <w:bookmarkEnd w:id="162"/>
-    <w:bookmarkStart w:id="164" w:name="ref-dobson4e"/>
+    <w:bookmarkEnd w:id="164"/>
+    <w:bookmarkStart w:id="166" w:name="ref-dobson4e"/>
     <w:p>
       <w:pPr>
         <w:pStyle w:val="Bibliography"/>
@@ -56208,7 +56704,7 @@
       <w:r>
         <w:t xml:space="preserve"> </w:t>
       </w:r>
-      <w:hyperlink r:id="rId163">
+      <w:hyperlink r:id="rId165">
         <w:r>
           <w:rPr>
             <w:rStyle w:val="Hyperlink"/>
@@ -56220,8 +56716,8 @@
         <w:t xml:space="preserve">.</w:t>
       </w:r>
     </w:p>
-    <w:bookmarkEnd w:id="164"/>
-    <w:bookmarkStart w:id="166" w:name="ref-vittinghoff2e"/>
+    <w:bookmarkEnd w:id="166"/>
+    <w:bookmarkStart w:id="168" w:name="ref-vittinghoff2e"/>
     <w:p>
       <w:pPr>
         <w:pStyle w:val="Bibliography"/>
@@ -56254,7 +56750,7 @@
       <w:r>
         <w:t xml:space="preserve"> </w:t>
       </w:r>
-      <w:hyperlink r:id="rId165">
+      <w:hyperlink r:id="rId167">
         <w:r>
           <w:rPr>
             <w:rStyle w:val="Hyperlink"/>
@@ -56266,8 +56762,8 @@
         <w:t xml:space="preserve">.</w:t>
       </w:r>
     </w:p>
-    <w:bookmarkEnd w:id="166"/>
-    <w:bookmarkStart w:id="168" w:name="ref-klein2003survival"/>
+    <w:bookmarkEnd w:id="168"/>
+    <w:bookmarkStart w:id="170" w:name="ref-klein2003survival"/>
     <w:p>
       <w:pPr>
         <w:pStyle w:val="Bibliography"/>
@@ -56300,7 +56796,7 @@
       <w:r>
         <w:t xml:space="preserve"> </w:t>
       </w:r>
-      <w:hyperlink r:id="rId167">
+      <w:hyperlink r:id="rId169">
         <w:r>
           <w:rPr>
             <w:rStyle w:val="Hyperlink"/>
@@ -56309,8 +56805,8 @@
         </w:r>
       </w:hyperlink>
     </w:p>
-    <w:bookmarkEnd w:id="168"/>
-    <w:bookmarkStart w:id="170" w:name="ref-kleinbaum2012survival"/>
+    <w:bookmarkEnd w:id="170"/>
+    <w:bookmarkStart w:id="172" w:name="ref-kleinbaum2012survival"/>
     <w:p>
       <w:pPr>
         <w:pStyle w:val="Bibliography"/>
@@ -56343,7 +56839,7 @@
       <w:r>
         <w:t xml:space="preserve"> </w:t>
       </w:r>
-      <w:hyperlink r:id="rId169">
+      <w:hyperlink r:id="rId171">
         <w:r>
           <w:rPr>
             <w:rStyle w:val="Hyperlink"/>
@@ -56352,8 +56848,8 @@
         </w:r>
       </w:hyperlink>
     </w:p>
-    <w:bookmarkEnd w:id="170"/>
-    <w:bookmarkStart w:id="171" w:name="ref-kalbfleisch2011statistical"/>
+    <w:bookmarkEnd w:id="172"/>
+    <w:bookmarkStart w:id="173" w:name="ref-kalbfleisch2011statistical"/>
     <w:p>
       <w:pPr>
         <w:pStyle w:val="Bibliography"/>
@@ -56384,9 +56880,9 @@
         <w:t xml:space="preserve">. John Wiley &amp; Sons, 2011.</w:t>
       </w:r>
     </w:p>
-    <w:bookmarkEnd w:id="171"/>
-    <w:bookmarkEnd w:id="172"/>
     <w:bookmarkEnd w:id="173"/>
+    <w:bookmarkEnd w:id="174"/>
+    <w:bookmarkEnd w:id="175"/>
     <w:sectPr>
       <w:footnotePr>
         <w:numRestart w:val="eachSect"/>
